--- a/Test/데이터베이스/5주차 인덱싱(1).docx
+++ b/Test/데이터베이스/5주차 인덱싱(1).docx
@@ -4,38 +4,232 @@
   <w:body>
     <w:p>
       <w:pPr>
-        <w:rPr>
-          <w:rFonts w:hint="eastAsia"/>
-        </w:rPr>
-      </w:pPr>
-      <w:r>
-        <w:rPr>
-          <w:rFonts w:hint="eastAsia"/>
+        <w:widowControl/>
+        <w:wordWrap/>
+        <w:autoSpaceDE/>
+        <w:autoSpaceDN/>
+        <w:spacing w:after="0"/>
+        <w:rPr>
+          <w:rFonts w:ascii="Pretendard" w:eastAsia="Pretendard" w:hAnsi="Pretendard" w:cs="굴림" w:hint="eastAsia"/>
+          <w:kern w:val="0"/>
+          <w:sz w:val="24"/>
+          <w14:ligatures w14:val="none"/>
+        </w:rPr>
+      </w:pPr>
+      <w:r>
+        <w:rPr>
+          <w:rFonts w:ascii="Pretendard" w:eastAsia="Pretendard" w:hAnsi="Pretendard" w:cs="Calibri"/>
+          <w:kern w:val="0"/>
+          <w:sz w:val="24"/>
+          <w14:ligatures w14:val="none"/>
+        </w:rPr>
+        <w:t>﻿</w:t>
+      </w:r>
+      <w:r>
+        <w:rPr>
+          <w:rFonts w:ascii="Pretendard" w:eastAsia="Pretendard" w:hAnsi="Pretendard" w:cs="굴림"/>
+          <w:b/>
+          <w:bCs/>
+          <w:color w:val="000000"/>
+          <w:kern w:val="0"/>
+          <w:sz w:val="24"/>
+          <w14:ligatures w14:val="none"/>
         </w:rPr>
         <w:t>5주차 인덱싱(1)</w:t>
       </w:r>
     </w:p>
     <w:p>
-      <w:r>
-        <w:t>1. 인덱스 기본 개념</w:t>
+      <w:pPr>
+        <w:widowControl/>
+        <w:wordWrap/>
+        <w:autoSpaceDE/>
+        <w:autoSpaceDN/>
+        <w:spacing w:before="100" w:beforeAutospacing="1" w:after="100" w:afterAutospacing="1"/>
+        <w:rPr>
+          <w:rFonts w:ascii="Pretendard" w:eastAsia="Pretendard" w:hAnsi="Pretendard" w:cs="굴림"/>
+          <w:kern w:val="0"/>
+          <w:sz w:val="24"/>
+          <w14:ligatures w14:val="none"/>
+        </w:rPr>
+      </w:pPr>
+      <w:r>
+        <w:rPr>
+          <w:rFonts w:ascii="Pretendard" w:eastAsia="Pretendard" w:hAnsi="Pretendard" w:cs="굴림"/>
+          <w:b/>
+          <w:bCs/>
+          <w:color w:val="000000"/>
+          <w:kern w:val="0"/>
+          <w:sz w:val="24"/>
+          <w14:ligatures w14:val="none"/>
+        </w:rPr>
+        <w:t>1. 인덱스 목적</w:t>
       </w:r>
     </w:p>
     <w:p>
       <w:pPr>
-        <w:rPr>
-          <w:rFonts w:hint="eastAsia"/>
-        </w:rPr>
-      </w:pPr>
-      <w:r>
-        <w:rPr>
-          <w:rFonts w:hint="eastAsia"/>
+        <w:widowControl/>
+        <w:numPr>
+          <w:ilvl w:val="0"/>
+          <w:numId w:val="1"/>
+        </w:numPr>
+        <w:wordWrap/>
+        <w:autoSpaceDE/>
+        <w:autoSpaceDN/>
+        <w:spacing w:before="100" w:beforeAutospacing="1" w:after="100" w:afterAutospacing="1"/>
+        <w:rPr>
+          <w:rFonts w:ascii="Pretendard" w:eastAsia="Pretendard" w:hAnsi="Pretendard" w:cs="굴림"/>
+          <w:kern w:val="0"/>
+          <w:sz w:val="24"/>
+          <w14:ligatures w14:val="none"/>
+        </w:rPr>
+      </w:pPr>
+      <w:r>
+        <w:rPr>
+          <w:rFonts w:ascii="Pretendard" w:eastAsia="Pretendard" w:hAnsi="Pretendard" w:cs="굴림"/>
+          <w:color w:val="000000"/>
+          <w:kern w:val="0"/>
+          <w:sz w:val="24"/>
+          <w14:ligatures w14:val="none"/>
+        </w:rPr>
+        <w:t>원하는 데이터를 빠르게 찾기 위해</w:t>
+      </w:r>
+    </w:p>
+    <w:p>
+      <w:pPr>
+        <w:widowControl/>
+        <w:numPr>
+          <w:ilvl w:val="0"/>
+          <w:numId w:val="1"/>
+        </w:numPr>
+        <w:wordWrap/>
+        <w:autoSpaceDE/>
+        <w:autoSpaceDN/>
+        <w:spacing w:before="100" w:beforeAutospacing="1" w:after="100" w:afterAutospacing="1"/>
+        <w:rPr>
+          <w:rFonts w:ascii="Pretendard" w:eastAsia="Pretendard" w:hAnsi="Pretendard" w:cs="굴림"/>
+          <w:kern w:val="0"/>
+          <w:sz w:val="24"/>
+          <w14:ligatures w14:val="none"/>
+        </w:rPr>
+      </w:pPr>
+      <w:r>
+        <w:rPr>
+          <w:rFonts w:ascii="Pretendard" w:eastAsia="Pretendard" w:hAnsi="Pretendard" w:cs="굴림"/>
+          <w:color w:val="000000"/>
+          <w:kern w:val="0"/>
+          <w:sz w:val="24"/>
+          <w14:ligatures w14:val="none"/>
+        </w:rPr>
+        <w:t>(검색 키, 포인터)로 구성</w:t>
+      </w:r>
+    </w:p>
+    <w:p>
+      <w:pPr>
+        <w:widowControl/>
+        <w:numPr>
+          <w:ilvl w:val="0"/>
+          <w:numId w:val="1"/>
+        </w:numPr>
+        <w:wordWrap/>
+        <w:autoSpaceDE/>
+        <w:autoSpaceDN/>
+        <w:spacing w:before="100" w:beforeAutospacing="1" w:after="100" w:afterAutospacing="1"/>
+        <w:rPr>
+          <w:rFonts w:ascii="Pretendard" w:eastAsia="Pretendard" w:hAnsi="Pretendard" w:cs="굴림"/>
+          <w:kern w:val="0"/>
+          <w:sz w:val="24"/>
+          <w14:ligatures w14:val="none"/>
+        </w:rPr>
+      </w:pPr>
+      <w:r>
+        <w:rPr>
+          <w:rFonts w:ascii="Pretendard" w:eastAsia="Pretendard" w:hAnsi="Pretendard" w:cs="굴림"/>
+          <w:color w:val="000000"/>
+          <w:kern w:val="0"/>
+          <w:sz w:val="24"/>
+          <w14:ligatures w14:val="none"/>
+        </w:rPr>
+        <w:t>검색 속도 ↑, 삽입/삭제/공간 오버헤드 발</w:t>
+      </w:r>
+      <w:r>
+        <w:rPr>
+          <w:rFonts w:ascii="Pretendard" w:eastAsia="Pretendard" w:hAnsi="Pretendard" w:cs="굴림" w:hint="eastAsia"/>
+          <w:color w:val="000000"/>
+          <w:kern w:val="0"/>
+          <w:sz w:val="24"/>
+          <w14:ligatures w14:val="none"/>
+        </w:rPr>
+        <w:t>생</w:t>
+      </w:r>
+    </w:p>
+    <w:p>
+      <w:pPr>
+        <w:widowControl/>
+        <w:wordWrap/>
+        <w:autoSpaceDE/>
+        <w:autoSpaceDN/>
+        <w:spacing w:before="100" w:beforeAutospacing="1" w:after="100" w:afterAutospacing="1"/>
+        <w:rPr>
+          <w:rFonts w:ascii="Pretendard" w:eastAsia="Pretendard" w:hAnsi="Pretendard" w:cs="굴림" w:hint="eastAsia"/>
+          <w:kern w:val="0"/>
+          <w:sz w:val="24"/>
+          <w14:ligatures w14:val="none"/>
+        </w:rPr>
+      </w:pPr>
+    </w:p>
+    <w:p>
+      <w:pPr>
+        <w:widowControl/>
+        <w:wordWrap/>
+        <w:autoSpaceDE/>
+        <w:autoSpaceDN/>
+        <w:spacing w:before="100" w:beforeAutospacing="1" w:after="100" w:afterAutospacing="1"/>
+        <w:rPr>
+          <w:rFonts w:ascii="Pretendard" w:eastAsia="Pretendard" w:hAnsi="Pretendard" w:cs="굴림"/>
+          <w:kern w:val="0"/>
+          <w:sz w:val="24"/>
+          <w14:ligatures w14:val="none"/>
+        </w:rPr>
+      </w:pPr>
+      <w:r>
+        <w:rPr>
+          <w:rFonts w:ascii="Pretendard" w:eastAsia="Pretendard" w:hAnsi="Pretendard" w:cs="굴림"/>
+          <w:b/>
+          <w:bCs/>
+          <w:color w:val="000000"/>
+          <w:kern w:val="0"/>
+          <w:sz w:val="24"/>
+          <w14:ligatures w14:val="none"/>
+        </w:rPr>
+        <w:t>2. 인덱스 유형 비교표</w:t>
+      </w:r>
+    </w:p>
+    <w:p>
+      <w:pPr>
+        <w:widowControl/>
+        <w:wordWrap/>
+        <w:autoSpaceDE/>
+        <w:autoSpaceDN/>
+        <w:spacing w:before="100" w:beforeAutospacing="1" w:after="100" w:afterAutospacing="1"/>
+        <w:rPr>
+          <w:rFonts w:ascii="Pretendard" w:eastAsia="Pretendard" w:hAnsi="Pretendard" w:cs="굴림"/>
+          <w:kern w:val="0"/>
+          <w:sz w:val="24"/>
+          <w14:ligatures w14:val="none"/>
+        </w:rPr>
+      </w:pPr>
+      <w:r>
+        <w:rPr>
+          <w:rFonts w:ascii="Pretendard" w:eastAsia="Pretendard" w:hAnsi="Pretendard" w:cs="굴림"/>
           <w:noProof/>
+          <w:kern w:val="0"/>
+          <w:sz w:val="24"/>
         </w:rPr>
         <w:drawing>
-          <wp:inline distT="0" distB="0" distL="0" distR="0" wp14:anchorId="694C7D34" wp14:editId="09DBE148">
-            <wp:extent cx="5731510" cy="1223010"/>
-            <wp:effectExtent l="0" t="0" r="0" b="0"/>
-            <wp:docPr id="634683502" name="그림 1"/>
+          <wp:inline distT="0" distB="0" distL="0" distR="0" wp14:anchorId="1F972CCE" wp14:editId="4C0C01EC">
+            <wp:extent cx="5731510" cy="1532890"/>
+            <wp:effectExtent l="0" t="0" r="0" b="3810"/>
+            <wp:docPr id="379244167" name="그림 1" descr="텍스트, 스크린샷, 폰트, 번호이(가) 표시된 사진&#10;&#10;AI가 생성한 콘텐츠는 부정확할 수 있습니다."/>
             <wp:cNvGraphicFramePr>
               <a:graphicFrameLocks xmlns:a="http://schemas.openxmlformats.org/drawingml/2006/main" noChangeAspect="1"/>
             </wp:cNvGraphicFramePr>
@@ -43,67 +237,7 @@
               <a:graphicData uri="http://schemas.openxmlformats.org/drawingml/2006/picture">
                 <pic:pic xmlns:pic="http://schemas.openxmlformats.org/drawingml/2006/picture">
                   <pic:nvPicPr>
-                    <pic:cNvPr id="634683502" name="그림 634683502"/>
-                    <pic:cNvPicPr/>
-                  </pic:nvPicPr>
-                  <pic:blipFill>
-                    <a:blip r:embed="rId4" cstate="print">
-                      <a:extLst>
-                        <a:ext uri="{28A0092B-C50C-407E-A947-70E740481C1C}">
-                          <a14:useLocalDpi xmlns:a14="http://schemas.microsoft.com/office/drawing/2010/main" val="0"/>
-                        </a:ext>
-                      </a:extLst>
-                    </a:blip>
-                    <a:stretch>
-                      <a:fillRect/>
-                    </a:stretch>
-                  </pic:blipFill>
-                  <pic:spPr>
-                    <a:xfrm>
-                      <a:off x="0" y="0"/>
-                      <a:ext cx="5731510" cy="1223010"/>
-                    </a:xfrm>
-                    <a:prstGeom prst="rect">
-                      <a:avLst/>
-                    </a:prstGeom>
-                  </pic:spPr>
-                </pic:pic>
-              </a:graphicData>
-            </a:graphic>
-          </wp:inline>
-        </w:drawing>
-      </w:r>
-    </w:p>
-    <w:p>
-      <w:pPr>
-        <w:rPr>
-          <w:rFonts w:ascii="Apple Color Emoji" w:hAnsi="Apple Color Emoji" w:cs="Apple Color Emoji"/>
-        </w:rPr>
-      </w:pPr>
-    </w:p>
-    <w:p>
-      <w:r>
-        <w:t>2. 인덱스 유형 비교표</w:t>
-      </w:r>
-    </w:p>
-    <w:p>
-      <w:r>
-        <w:rPr>
-          <w:noProof/>
-        </w:rPr>
-        <w:drawing>
-          <wp:inline distT="0" distB="0" distL="0" distR="0" wp14:anchorId="617ADBD8" wp14:editId="3F2BAEC0">
-            <wp:extent cx="5731510" cy="4034790"/>
-            <wp:effectExtent l="0" t="0" r="0" b="3810"/>
-            <wp:docPr id="702055228" name="그림 2"/>
-            <wp:cNvGraphicFramePr>
-              <a:graphicFrameLocks xmlns:a="http://schemas.openxmlformats.org/drawingml/2006/main" noChangeAspect="1"/>
-            </wp:cNvGraphicFramePr>
-            <a:graphic xmlns:a="http://schemas.openxmlformats.org/drawingml/2006/main">
-              <a:graphicData uri="http://schemas.openxmlformats.org/drawingml/2006/picture">
-                <pic:pic xmlns:pic="http://schemas.openxmlformats.org/drawingml/2006/picture">
-                  <pic:nvPicPr>
-                    <pic:cNvPr id="702055228" name="그림 702055228"/>
+                    <pic:cNvPr id="379244167" name="그림 1" descr="텍스트, 스크린샷, 폰트, 번호이(가) 표시된 사진&#10;&#10;AI가 생성한 콘텐츠는 부정확할 수 있습니다."/>
                     <pic:cNvPicPr/>
                   </pic:nvPicPr>
                   <pic:blipFill>
@@ -121,7 +255,7 @@
                   <pic:spPr>
                     <a:xfrm>
                       <a:off x="0" y="0"/>
-                      <a:ext cx="5731510" cy="4034790"/>
+                      <a:ext cx="5731510" cy="1532890"/>
                     </a:xfrm>
                     <a:prstGeom prst="rect">
                       <a:avLst/>
@@ -134,40 +268,77 @@
         </w:drawing>
       </w:r>
     </w:p>
-    <w:p/>
     <w:p>
       <w:pPr>
         <w:widowControl/>
         <w:wordWrap/>
         <w:autoSpaceDE/>
         <w:autoSpaceDN/>
-        <w:rPr>
-          <w:rFonts w:ascii="Apple Color Emoji" w:hAnsi="Apple Color Emoji" w:cs="Apple Color Emoji"/>
-        </w:rPr>
-      </w:pPr>
-      <w:r>
-        <w:rPr>
-          <w:rFonts w:ascii="Apple Color Emoji" w:hAnsi="Apple Color Emoji" w:cs="Apple Color Emoji"/>
-        </w:rPr>
-        <w:br w:type="page"/>
-      </w:r>
+        <w:spacing w:after="0"/>
+        <w:rPr>
+          <w:rFonts w:ascii="Pretendard" w:eastAsia="Pretendard" w:hAnsi="Pretendard" w:cs="굴림"/>
+          <w:kern w:val="0"/>
+          <w:sz w:val="24"/>
+          <w14:ligatures w14:val="none"/>
+        </w:rPr>
+      </w:pPr>
     </w:p>
     <w:p>
-      <w:r>
-        <w:lastRenderedPageBreak/>
-        <w:t>3. B+-트리 인덱스 정리</w:t>
+      <w:pPr>
+        <w:widowControl/>
+        <w:wordWrap/>
+        <w:autoSpaceDE/>
+        <w:autoSpaceDN/>
+        <w:spacing w:before="100" w:beforeAutospacing="1" w:after="100" w:afterAutospacing="1"/>
+        <w:rPr>
+          <w:rFonts w:ascii="Pretendard" w:eastAsia="Pretendard" w:hAnsi="Pretendard" w:cs="굴림"/>
+          <w:b/>
+          <w:bCs/>
+          <w:color w:val="000000"/>
+          <w:kern w:val="0"/>
+          <w:sz w:val="24"/>
+          <w14:ligatures w14:val="none"/>
+        </w:rPr>
+      </w:pPr>
+      <w:r>
+        <w:rPr>
+          <w:rFonts w:ascii="Pretendard" w:eastAsia="Pretendard" w:hAnsi="Pretendard" w:cs="굴림"/>
+          <w:b/>
+          <w:bCs/>
+          <w:color w:val="000000"/>
+          <w:kern w:val="0"/>
+          <w:sz w:val="24"/>
+          <w14:ligatures w14:val="none"/>
+        </w:rPr>
+        <w:t>3. 밀집 vs 희소 인덱스</w:t>
       </w:r>
     </w:p>
     <w:p>
-      <w:r>
-        <w:rPr>
+      <w:pPr>
+        <w:widowControl/>
+        <w:wordWrap/>
+        <w:autoSpaceDE/>
+        <w:autoSpaceDN/>
+        <w:spacing w:before="100" w:beforeAutospacing="1" w:after="100" w:afterAutospacing="1"/>
+        <w:rPr>
+          <w:rFonts w:ascii="Pretendard" w:eastAsia="Pretendard" w:hAnsi="Pretendard" w:cs="굴림" w:hint="eastAsia"/>
+          <w:kern w:val="0"/>
+          <w:sz w:val="24"/>
+          <w14:ligatures w14:val="none"/>
+        </w:rPr>
+      </w:pPr>
+      <w:r>
+        <w:rPr>
+          <w:rFonts w:ascii="Pretendard" w:eastAsia="Pretendard" w:hAnsi="Pretendard" w:cs="굴림" w:hint="eastAsia"/>
           <w:noProof/>
+          <w:kern w:val="0"/>
+          <w:sz w:val="24"/>
         </w:rPr>
         <w:drawing>
-          <wp:inline distT="0" distB="0" distL="0" distR="0" wp14:anchorId="768AEEBA" wp14:editId="59BC6F60">
-            <wp:extent cx="5731510" cy="2837180"/>
+          <wp:inline distT="0" distB="0" distL="0" distR="0" wp14:anchorId="548AB4A8" wp14:editId="263B4D2A">
+            <wp:extent cx="5731510" cy="958215"/>
             <wp:effectExtent l="0" t="0" r="0" b="0"/>
-            <wp:docPr id="888604995" name="그림 3" descr="텍스트, 스크린샷, 번호, 폰트이(가) 표시된 사진&#10;&#10;AI가 생성한 콘텐츠는 부정확할 수 있습니다."/>
+            <wp:docPr id="484791808" name="그림 2" descr="텍스트, 스크린샷, 라인, 폰트이(가) 표시된 사진&#10;&#10;AI가 생성한 콘텐츠는 부정확할 수 있습니다."/>
             <wp:cNvGraphicFramePr>
               <a:graphicFrameLocks xmlns:a="http://schemas.openxmlformats.org/drawingml/2006/main" noChangeAspect="1"/>
             </wp:cNvGraphicFramePr>
@@ -175,7 +346,7 @@
               <a:graphicData uri="http://schemas.openxmlformats.org/drawingml/2006/picture">
                 <pic:pic xmlns:pic="http://schemas.openxmlformats.org/drawingml/2006/picture">
                   <pic:nvPicPr>
-                    <pic:cNvPr id="888604995" name="그림 3" descr="텍스트, 스크린샷, 번호, 폰트이(가) 표시된 사진&#10;&#10;AI가 생성한 콘텐츠는 부정확할 수 있습니다."/>
+                    <pic:cNvPr id="484791808" name="그림 2" descr="텍스트, 스크린샷, 라인, 폰트이(가) 표시된 사진&#10;&#10;AI가 생성한 콘텐츠는 부정확할 수 있습니다."/>
                     <pic:cNvPicPr/>
                   </pic:nvPicPr>
                   <pic:blipFill>
@@ -193,7 +364,7 @@
                   <pic:spPr>
                     <a:xfrm>
                       <a:off x="0" y="0"/>
-                      <a:ext cx="5731510" cy="2837180"/>
+                      <a:ext cx="5731510" cy="958215"/>
                     </a:xfrm>
                     <a:prstGeom prst="rect">
                       <a:avLst/>
@@ -206,103 +377,970 @@
         </w:drawing>
       </w:r>
     </w:p>
-    <w:p/>
     <w:p>
-      <w:r>
-        <w:t>4. 자주 나오는 O,X 포인트</w:t>
-      </w:r>
+      <w:pPr>
+        <w:widowControl/>
+        <w:wordWrap/>
+        <w:autoSpaceDE/>
+        <w:autoSpaceDN/>
+        <w:spacing w:after="0"/>
+        <w:rPr>
+          <w:rFonts w:ascii="Pretendard" w:eastAsia="Pretendard" w:hAnsi="Pretendard" w:cs="굴림"/>
+          <w:kern w:val="0"/>
+          <w:sz w:val="24"/>
+          <w14:ligatures w14:val="none"/>
+        </w:rPr>
+      </w:pPr>
     </w:p>
     <w:p>
-      <w:r>
-        <w:t>- 해시 인덱스는 범위 검색에 유리하다. → X</w:t>
+      <w:pPr>
+        <w:widowControl/>
+        <w:wordWrap/>
+        <w:autoSpaceDE/>
+        <w:autoSpaceDN/>
+        <w:spacing w:before="100" w:beforeAutospacing="1" w:after="100" w:afterAutospacing="1"/>
+        <w:rPr>
+          <w:rFonts w:ascii="Pretendard" w:eastAsia="Pretendard" w:hAnsi="Pretendard" w:cs="굴림"/>
+          <w:kern w:val="0"/>
+          <w:sz w:val="24"/>
+          <w14:ligatures w14:val="none"/>
+        </w:rPr>
+      </w:pPr>
+      <w:r>
+        <w:rPr>
+          <w:rFonts w:ascii="Pretendard" w:eastAsia="Pretendard" w:hAnsi="Pretendard" w:cs="굴림"/>
+          <w:b/>
+          <w:bCs/>
+          <w:color w:val="000000"/>
+          <w:kern w:val="0"/>
+          <w:sz w:val="24"/>
+          <w14:ligatures w14:val="none"/>
+        </w:rPr>
+        <w:t>4. 다계층 인덱스</w:t>
       </w:r>
     </w:p>
     <w:p>
-      <w:r>
-        <w:t>- 보조 인덱스는 반드시 밀집 인덱스여야 한다. → O</w:t>
+      <w:pPr>
+        <w:widowControl/>
+        <w:numPr>
+          <w:ilvl w:val="0"/>
+          <w:numId w:val="8"/>
+        </w:numPr>
+        <w:wordWrap/>
+        <w:autoSpaceDE/>
+        <w:autoSpaceDN/>
+        <w:spacing w:before="100" w:beforeAutospacing="1" w:after="100" w:afterAutospacing="1"/>
+        <w:rPr>
+          <w:rFonts w:ascii="Pretendard" w:eastAsia="Pretendard" w:hAnsi="Pretendard" w:cs="굴림"/>
+          <w:kern w:val="0"/>
+          <w:sz w:val="24"/>
+          <w14:ligatures w14:val="none"/>
+        </w:rPr>
+      </w:pPr>
+      <w:r>
+        <w:rPr>
+          <w:rFonts w:ascii="Pretendard" w:eastAsia="Pretendard" w:hAnsi="Pretendard" w:cs="굴림"/>
+          <w:color w:val="000000"/>
+          <w:kern w:val="0"/>
+          <w:sz w:val="24"/>
+          <w14:ligatures w14:val="none"/>
+        </w:rPr>
+        <w:t>기본 인덱스가 너무 커질 때 사용</w:t>
       </w:r>
     </w:p>
     <w:p>
-      <w:r>
-        <w:t>- B+-트리는 삽입 후에도 항상 리프 노드의 깊이를 일정하게 유지한다. → O</w:t>
+      <w:pPr>
+        <w:widowControl/>
+        <w:numPr>
+          <w:ilvl w:val="0"/>
+          <w:numId w:val="8"/>
+        </w:numPr>
+        <w:wordWrap/>
+        <w:autoSpaceDE/>
+        <w:autoSpaceDN/>
+        <w:spacing w:before="100" w:beforeAutospacing="1" w:after="100" w:afterAutospacing="1"/>
+        <w:rPr>
+          <w:rFonts w:ascii="Pretendard" w:eastAsia="Pretendard" w:hAnsi="Pretendard" w:cs="굴림"/>
+          <w:kern w:val="0"/>
+          <w:sz w:val="24"/>
+          <w14:ligatures w14:val="none"/>
+        </w:rPr>
+      </w:pPr>
+      <w:r>
+        <w:rPr>
+          <w:rFonts w:ascii="Pretendard" w:eastAsia="Pretendard" w:hAnsi="Pretendard" w:cs="굴림"/>
+          <w:color w:val="000000"/>
+          <w:kern w:val="0"/>
+          <w:sz w:val="24"/>
+          <w14:ligatures w14:val="none"/>
+        </w:rPr>
+        <w:t>내부 인덱스: 밀집 인덱스</w:t>
       </w:r>
     </w:p>
     <w:p>
-      <w:r>
-        <w:t xml:space="preserve">- </w:t>
-      </w:r>
-      <w:proofErr w:type="spellStart"/>
-      <w:r>
-        <w:t>다계층</w:t>
-      </w:r>
-      <w:proofErr w:type="spellEnd"/>
-      <w:r>
-        <w:t xml:space="preserve"> 인덱스에서 outer 인덱스는 밀집 인덱스이다. → X (희소 인덱스)</w:t>
+      <w:pPr>
+        <w:widowControl/>
+        <w:numPr>
+          <w:ilvl w:val="0"/>
+          <w:numId w:val="8"/>
+        </w:numPr>
+        <w:wordWrap/>
+        <w:autoSpaceDE/>
+        <w:autoSpaceDN/>
+        <w:spacing w:before="100" w:beforeAutospacing="1" w:after="100" w:afterAutospacing="1"/>
+        <w:rPr>
+          <w:rFonts w:ascii="Pretendard" w:eastAsia="Pretendard" w:hAnsi="Pretendard" w:cs="굴림"/>
+          <w:kern w:val="0"/>
+          <w:sz w:val="24"/>
+          <w14:ligatures w14:val="none"/>
+        </w:rPr>
+      </w:pPr>
+      <w:r>
+        <w:rPr>
+          <w:rFonts w:ascii="Pretendard" w:eastAsia="Pretendard" w:hAnsi="Pretendard" w:cs="굴림"/>
+          <w:color w:val="000000"/>
+          <w:kern w:val="0"/>
+          <w:sz w:val="24"/>
+          <w14:ligatures w14:val="none"/>
+        </w:rPr>
+        <w:t>외부 인덱스: 희소 인덱스</w:t>
       </w:r>
     </w:p>
     <w:p>
-      <w:r>
-        <w:t xml:space="preserve">- 클러스터링 인덱스는 반드시 기본 </w:t>
-      </w:r>
-      <w:proofErr w:type="spellStart"/>
-      <w:r>
-        <w:t>키여야</w:t>
-      </w:r>
-      <w:proofErr w:type="spellEnd"/>
-      <w:r>
-        <w:t xml:space="preserve"> 한다. → X</w:t>
-      </w:r>
-    </w:p>
-    <w:p/>
-    <w:p>
-      <w:r>
-        <w:t>5. 시험 전날 체크리스트</w:t>
+      <w:pPr>
+        <w:widowControl/>
+        <w:numPr>
+          <w:ilvl w:val="0"/>
+          <w:numId w:val="8"/>
+        </w:numPr>
+        <w:wordWrap/>
+        <w:autoSpaceDE/>
+        <w:autoSpaceDN/>
+        <w:spacing w:before="100" w:beforeAutospacing="1" w:after="100" w:afterAutospacing="1"/>
+        <w:rPr>
+          <w:rFonts w:ascii="Pretendard" w:eastAsia="Pretendard" w:hAnsi="Pretendard" w:cs="굴림"/>
+          <w:color w:val="000000"/>
+          <w:kern w:val="0"/>
+          <w:sz w:val="24"/>
+          <w14:ligatures w14:val="none"/>
+        </w:rPr>
+      </w:pPr>
+      <w:r>
+        <w:rPr>
+          <w:rFonts w:ascii="Pretendard" w:eastAsia="Pretendard" w:hAnsi="Pretendard" w:cs="굴림"/>
+          <w:color w:val="000000"/>
+          <w:kern w:val="0"/>
+          <w:sz w:val="24"/>
+          <w14:ligatures w14:val="none"/>
+        </w:rPr>
+        <w:t>→ 인덱스를 위한 인덱스</w:t>
       </w:r>
     </w:p>
     <w:p>
-      <w:r>
-        <w:t>- 인덱스 목적과 구조 이해</w:t>
+      <w:pPr>
+        <w:widowControl/>
+        <w:wordWrap/>
+        <w:autoSpaceDE/>
+        <w:autoSpaceDN/>
+        <w:rPr>
+          <w:rFonts w:ascii="Pretendard" w:eastAsia="Pretendard" w:hAnsi="Pretendard" w:cs="굴림" w:hint="eastAsia"/>
+          <w:color w:val="000000"/>
+          <w:kern w:val="0"/>
+          <w:sz w:val="24"/>
+          <w14:ligatures w14:val="none"/>
+        </w:rPr>
+      </w:pPr>
+      <w:r>
+        <w:rPr>
+          <w:rFonts w:ascii="Pretendard" w:eastAsia="Pretendard" w:hAnsi="Pretendard" w:cs="굴림"/>
+          <w:color w:val="000000"/>
+          <w:kern w:val="0"/>
+          <w:sz w:val="24"/>
+          <w14:ligatures w14:val="none"/>
+        </w:rPr>
+        <w:br w:type="page"/>
       </w:r>
     </w:p>
     <w:p>
-      <w:r>
-        <w:t>- 인덱스 유형 비교: 순서, 해시, 클러스터링, 보조</w:t>
+      <w:pPr>
+        <w:widowControl/>
+        <w:wordWrap/>
+        <w:autoSpaceDE/>
+        <w:autoSpaceDN/>
+        <w:spacing w:before="100" w:beforeAutospacing="1" w:after="100" w:afterAutospacing="1"/>
+        <w:rPr>
+          <w:rFonts w:ascii="Pretendard" w:eastAsia="Pretendard" w:hAnsi="Pretendard" w:cs="굴림"/>
+          <w:kern w:val="0"/>
+          <w:sz w:val="24"/>
+          <w14:ligatures w14:val="none"/>
+        </w:rPr>
+      </w:pPr>
+      <w:r>
+        <w:rPr>
+          <w:rFonts w:ascii="Pretendard" w:eastAsia="Pretendard" w:hAnsi="Pretendard" w:cs="굴림"/>
+          <w:b/>
+          <w:bCs/>
+          <w:color w:val="000000"/>
+          <w:kern w:val="0"/>
+          <w:sz w:val="24"/>
+          <w14:ligatures w14:val="none"/>
+        </w:rPr>
+        <w:lastRenderedPageBreak/>
+        <w:t>5. B+-트리 구조</w:t>
       </w:r>
     </w:p>
     <w:p>
-      <w:r>
-        <w:t>- 밀집 vs 희소 인덱스 차이</w:t>
+      <w:pPr>
+        <w:widowControl/>
+        <w:numPr>
+          <w:ilvl w:val="0"/>
+          <w:numId w:val="9"/>
+        </w:numPr>
+        <w:wordWrap/>
+        <w:autoSpaceDE/>
+        <w:autoSpaceDN/>
+        <w:spacing w:before="100" w:beforeAutospacing="1" w:after="100" w:afterAutospacing="1"/>
+        <w:rPr>
+          <w:rFonts w:ascii="Pretendard" w:eastAsia="Pretendard" w:hAnsi="Pretendard" w:cs="굴림"/>
+          <w:kern w:val="0"/>
+          <w:sz w:val="24"/>
+          <w14:ligatures w14:val="none"/>
+        </w:rPr>
+      </w:pPr>
+      <w:r>
+        <w:rPr>
+          <w:rFonts w:ascii="Pretendard" w:eastAsia="Pretendard" w:hAnsi="Pretendard" w:cs="굴림"/>
+          <w:color w:val="000000"/>
+          <w:kern w:val="0"/>
+          <w:sz w:val="24"/>
+          <w14:ligatures w14:val="none"/>
+        </w:rPr>
+        <w:t>모든 리프 노드 깊이 동일</w:t>
       </w:r>
     </w:p>
     <w:p>
-      <w:r>
-        <w:t xml:space="preserve">- </w:t>
-      </w:r>
-      <w:proofErr w:type="spellStart"/>
-      <w:r>
-        <w:t>다계층</w:t>
-      </w:r>
-      <w:proofErr w:type="spellEnd"/>
-      <w:r>
-        <w:t xml:space="preserve"> 인덱스 구조</w:t>
+      <w:pPr>
+        <w:widowControl/>
+        <w:numPr>
+          <w:ilvl w:val="0"/>
+          <w:numId w:val="9"/>
+        </w:numPr>
+        <w:wordWrap/>
+        <w:autoSpaceDE/>
+        <w:autoSpaceDN/>
+        <w:spacing w:before="100" w:beforeAutospacing="1" w:after="100" w:afterAutospacing="1"/>
+        <w:rPr>
+          <w:rFonts w:ascii="Pretendard" w:eastAsia="Pretendard" w:hAnsi="Pretendard" w:cs="굴림"/>
+          <w:kern w:val="0"/>
+          <w:sz w:val="24"/>
+          <w14:ligatures w14:val="none"/>
+        </w:rPr>
+      </w:pPr>
+      <w:r>
+        <w:rPr>
+          <w:rFonts w:ascii="Pretendard" w:eastAsia="Pretendard" w:hAnsi="Pretendard" w:cs="굴림"/>
+          <w:color w:val="000000"/>
+          <w:kern w:val="0"/>
+          <w:sz w:val="24"/>
+          <w14:ligatures w14:val="none"/>
+        </w:rPr>
+        <w:t>삽입/삭제/검색: O(log n)</w:t>
       </w:r>
     </w:p>
     <w:p>
-      <w:r>
-        <w:t>- B+-트리 삽입/삭제/검색 구조</w:t>
+      <w:pPr>
+        <w:widowControl/>
+        <w:numPr>
+          <w:ilvl w:val="0"/>
+          <w:numId w:val="9"/>
+        </w:numPr>
+        <w:wordWrap/>
+        <w:autoSpaceDE/>
+        <w:autoSpaceDN/>
+        <w:spacing w:before="100" w:beforeAutospacing="1" w:after="100" w:afterAutospacing="1"/>
+        <w:rPr>
+          <w:rFonts w:ascii="Pretendard" w:eastAsia="Pretendard" w:hAnsi="Pretendard" w:cs="굴림"/>
+          <w:kern w:val="0"/>
+          <w:sz w:val="24"/>
+          <w14:ligatures w14:val="none"/>
+        </w:rPr>
+      </w:pPr>
+      <w:r>
+        <w:rPr>
+          <w:rFonts w:ascii="Pretendard" w:eastAsia="Pretendard" w:hAnsi="Pretendard" w:cs="굴림"/>
+          <w:color w:val="000000"/>
+          <w:kern w:val="0"/>
+          <w:sz w:val="24"/>
+          <w14:ligatures w14:val="none"/>
+        </w:rPr>
+        <w:t>리프 노드끼리 연결 리스트로 이어짐 → 범위 검색에 유리</w:t>
       </w:r>
     </w:p>
     <w:p>
-      <w:r>
-        <w:t>- O/X 핵심 문장 반복 확인</w:t>
+      <w:pPr>
+        <w:widowControl/>
+        <w:wordWrap/>
+        <w:autoSpaceDE/>
+        <w:autoSpaceDN/>
+        <w:spacing w:before="100" w:beforeAutospacing="1" w:after="100" w:afterAutospacing="1"/>
+        <w:rPr>
+          <w:rFonts w:ascii="Pretendard" w:eastAsia="Pretendard" w:hAnsi="Pretendard" w:cs="굴림"/>
+          <w:kern w:val="0"/>
+          <w:sz w:val="24"/>
+          <w14:ligatures w14:val="none"/>
+        </w:rPr>
+      </w:pPr>
+      <w:r>
+        <w:rPr>
+          <w:rFonts w:ascii="Pretendard" w:eastAsia="Pretendard" w:hAnsi="Pretendard" w:cs="굴림"/>
+          <w:b/>
+          <w:bCs/>
+          <w:color w:val="000000"/>
+          <w:kern w:val="0"/>
+          <w:sz w:val="24"/>
+          <w14:ligatures w14:val="none"/>
+        </w:rPr>
+        <w:t>노드 조건 (차수 n 기준)</w:t>
       </w:r>
     </w:p>
     <w:p>
       <w:pPr>
-        <w:rPr>
-          <w:rFonts w:hint="eastAsia"/>
-        </w:rPr>
-      </w:pPr>
+        <w:widowControl/>
+        <w:numPr>
+          <w:ilvl w:val="0"/>
+          <w:numId w:val="10"/>
+        </w:numPr>
+        <w:wordWrap/>
+        <w:autoSpaceDE/>
+        <w:autoSpaceDN/>
+        <w:spacing w:before="100" w:beforeAutospacing="1" w:after="100" w:afterAutospacing="1"/>
+        <w:rPr>
+          <w:rFonts w:ascii="Pretendard" w:eastAsia="Pretendard" w:hAnsi="Pretendard" w:cs="굴림"/>
+          <w:kern w:val="0"/>
+          <w:sz w:val="24"/>
+          <w14:ligatures w14:val="none"/>
+        </w:rPr>
+      </w:pPr>
+      <w:r>
+        <w:rPr>
+          <w:rFonts w:ascii="Pretendard" w:eastAsia="Pretendard" w:hAnsi="Pretendard" w:cs="굴림"/>
+          <w:color w:val="000000"/>
+          <w:kern w:val="0"/>
+          <w:sz w:val="24"/>
+          <w14:ligatures w14:val="none"/>
+        </w:rPr>
+        <w:t xml:space="preserve">내부 노드: </w:t>
+      </w:r>
+      <w:r>
+        <w:rPr>
+          <w:rFonts w:ascii="Cambria Math" w:eastAsia="Pretendard" w:hAnsi="Cambria Math" w:cs="Cambria Math"/>
+          <w:color w:val="000000"/>
+          <w:kern w:val="0"/>
+          <w:sz w:val="24"/>
+          <w14:ligatures w14:val="none"/>
+        </w:rPr>
+        <w:t>⌈</w:t>
+      </w:r>
+      <w:r>
+        <w:rPr>
+          <w:rFonts w:ascii="Pretendard" w:eastAsia="Pretendard" w:hAnsi="Pretendard" w:cs="굴림"/>
+          <w:color w:val="000000"/>
+          <w:kern w:val="0"/>
+          <w:sz w:val="24"/>
+          <w14:ligatures w14:val="none"/>
+        </w:rPr>
+        <w:t>n/2</w:t>
+      </w:r>
+      <w:r>
+        <w:rPr>
+          <w:rFonts w:ascii="Cambria Math" w:eastAsia="Pretendard" w:hAnsi="Cambria Math" w:cs="Cambria Math"/>
+          <w:color w:val="000000"/>
+          <w:kern w:val="0"/>
+          <w:sz w:val="24"/>
+          <w14:ligatures w14:val="none"/>
+        </w:rPr>
+        <w:t>⌉</w:t>
+      </w:r>
+      <w:r>
+        <w:rPr>
+          <w:rFonts w:ascii="Pretendard" w:eastAsia="Pretendard" w:hAnsi="Pretendard" w:cs="굴림"/>
+          <w:color w:val="000000"/>
+          <w:kern w:val="0"/>
+          <w:sz w:val="24"/>
+          <w14:ligatures w14:val="none"/>
+        </w:rPr>
+        <w:t xml:space="preserve"> ~ n개의 포인터</w:t>
+      </w:r>
+    </w:p>
+    <w:p>
+      <w:pPr>
+        <w:widowControl/>
+        <w:numPr>
+          <w:ilvl w:val="0"/>
+          <w:numId w:val="10"/>
+        </w:numPr>
+        <w:wordWrap/>
+        <w:autoSpaceDE/>
+        <w:autoSpaceDN/>
+        <w:spacing w:before="100" w:beforeAutospacing="1" w:after="100" w:afterAutospacing="1"/>
+        <w:rPr>
+          <w:rFonts w:ascii="Pretendard" w:eastAsia="Pretendard" w:hAnsi="Pretendard" w:cs="굴림"/>
+          <w:kern w:val="0"/>
+          <w:sz w:val="24"/>
+          <w14:ligatures w14:val="none"/>
+        </w:rPr>
+      </w:pPr>
+      <w:r>
+        <w:rPr>
+          <w:rFonts w:ascii="Pretendard" w:eastAsia="Pretendard" w:hAnsi="Pretendard" w:cs="굴림"/>
+          <w:color w:val="000000"/>
+          <w:kern w:val="0"/>
+          <w:sz w:val="24"/>
+          <w14:ligatures w14:val="none"/>
+        </w:rPr>
+        <w:t xml:space="preserve">리프 노드: </w:t>
+      </w:r>
+      <w:r>
+        <w:rPr>
+          <w:rFonts w:ascii="Cambria Math" w:eastAsia="Pretendard" w:hAnsi="Cambria Math" w:cs="Cambria Math"/>
+          <w:color w:val="000000"/>
+          <w:kern w:val="0"/>
+          <w:sz w:val="24"/>
+          <w14:ligatures w14:val="none"/>
+        </w:rPr>
+        <w:t>⌈</w:t>
+      </w:r>
+      <w:r>
+        <w:rPr>
+          <w:rFonts w:ascii="Pretendard" w:eastAsia="Pretendard" w:hAnsi="Pretendard" w:cs="굴림"/>
+          <w:color w:val="000000"/>
+          <w:kern w:val="0"/>
+          <w:sz w:val="24"/>
+          <w14:ligatures w14:val="none"/>
+        </w:rPr>
+        <w:t>(n-1)/2</w:t>
+      </w:r>
+      <w:r>
+        <w:rPr>
+          <w:rFonts w:ascii="Cambria Math" w:eastAsia="Pretendard" w:hAnsi="Cambria Math" w:cs="Cambria Math"/>
+          <w:color w:val="000000"/>
+          <w:kern w:val="0"/>
+          <w:sz w:val="24"/>
+          <w14:ligatures w14:val="none"/>
+        </w:rPr>
+        <w:t>⌉</w:t>
+      </w:r>
+      <w:r>
+        <w:rPr>
+          <w:rFonts w:ascii="Pretendard" w:eastAsia="Pretendard" w:hAnsi="Pretendard" w:cs="굴림"/>
+          <w:color w:val="000000"/>
+          <w:kern w:val="0"/>
+          <w:sz w:val="24"/>
+          <w14:ligatures w14:val="none"/>
+        </w:rPr>
+        <w:t xml:space="preserve"> ~ n-1개의 키</w:t>
+      </w:r>
+    </w:p>
+    <w:p>
+      <w:pPr>
+        <w:widowControl/>
+        <w:wordWrap/>
+        <w:autoSpaceDE/>
+        <w:autoSpaceDN/>
+        <w:spacing w:after="0"/>
+        <w:rPr>
+          <w:rFonts w:ascii="Pretendard" w:eastAsia="Pretendard" w:hAnsi="Pretendard" w:cs="굴림"/>
+          <w:kern w:val="0"/>
+          <w:sz w:val="24"/>
+          <w14:ligatures w14:val="none"/>
+        </w:rPr>
+      </w:pPr>
+      <w:r>
+        <w:rPr>
+          <w:rFonts w:ascii="Pretendard" w:eastAsia="Pretendard" w:hAnsi="Pretendard" w:cs="굴림"/>
+          <w:noProof/>
+          <w:kern w:val="0"/>
+          <w:sz w:val="24"/>
+        </w:rPr>
+        <w:pict w14:anchorId="00F91775">
+          <v:rect id="_x0000_i1026" alt="" style="width:451.3pt;height:.05pt;mso-width-percent:0;mso-height-percent:0;mso-width-percent:0;mso-height-percent:0" o:hralign="center" o:hrstd="t" o:hr="t" fillcolor="#a0a0a0" stroked="f"/>
+        </w:pict>
+      </w:r>
+    </w:p>
+    <w:p>
+      <w:pPr>
+        <w:widowControl/>
+        <w:wordWrap/>
+        <w:autoSpaceDE/>
+        <w:autoSpaceDN/>
+        <w:spacing w:before="100" w:beforeAutospacing="1" w:after="100" w:afterAutospacing="1"/>
+        <w:rPr>
+          <w:rFonts w:ascii="Pretendard" w:eastAsia="Pretendard" w:hAnsi="Pretendard" w:cs="굴림"/>
+          <w:kern w:val="0"/>
+          <w:sz w:val="24"/>
+          <w14:ligatures w14:val="none"/>
+        </w:rPr>
+      </w:pPr>
+      <w:r>
+        <w:rPr>
+          <w:rFonts w:ascii="Pretendard" w:eastAsia="Pretendard" w:hAnsi="Pretendard" w:cs="굴림"/>
+          <w:b/>
+          <w:bCs/>
+          <w:color w:val="000000"/>
+          <w:kern w:val="0"/>
+          <w:sz w:val="24"/>
+          <w14:ligatures w14:val="none"/>
+        </w:rPr>
+        <w:t>6. O/X 핵심 포인트</w:t>
+      </w:r>
+    </w:p>
+    <w:p>
+      <w:pPr>
+        <w:widowControl/>
+        <w:numPr>
+          <w:ilvl w:val="0"/>
+          <w:numId w:val="11"/>
+        </w:numPr>
+        <w:wordWrap/>
+        <w:autoSpaceDE/>
+        <w:autoSpaceDN/>
+        <w:spacing w:before="100" w:beforeAutospacing="1" w:after="100" w:afterAutospacing="1"/>
+        <w:rPr>
+          <w:rFonts w:ascii="Pretendard" w:eastAsia="Pretendard" w:hAnsi="Pretendard" w:cs="굴림"/>
+          <w:kern w:val="0"/>
+          <w:sz w:val="24"/>
+          <w14:ligatures w14:val="none"/>
+        </w:rPr>
+      </w:pPr>
+      <w:r>
+        <w:rPr>
+          <w:rFonts w:ascii="Pretendard" w:eastAsia="Pretendard" w:hAnsi="Pretendard" w:cs="굴림"/>
+          <w:color w:val="000000"/>
+          <w:kern w:val="0"/>
+          <w:sz w:val="24"/>
+          <w14:ligatures w14:val="none"/>
+        </w:rPr>
+        <w:t xml:space="preserve">해시 인덱스는 범위 검색에 유리하다. → </w:t>
+      </w:r>
+      <w:r>
+        <w:rPr>
+          <w:rFonts w:ascii="Apple Color Emoji" w:eastAsia="Pretendard" w:hAnsi="Apple Color Emoji" w:cs="Apple Color Emoji"/>
+          <w:color w:val="000000"/>
+          <w:kern w:val="0"/>
+          <w:sz w:val="24"/>
+          <w14:ligatures w14:val="none"/>
+        </w:rPr>
+        <w:t>❌</w:t>
+      </w:r>
+    </w:p>
+    <w:p>
+      <w:pPr>
+        <w:widowControl/>
+        <w:numPr>
+          <w:ilvl w:val="0"/>
+          <w:numId w:val="11"/>
+        </w:numPr>
+        <w:wordWrap/>
+        <w:autoSpaceDE/>
+        <w:autoSpaceDN/>
+        <w:spacing w:before="100" w:beforeAutospacing="1" w:after="100" w:afterAutospacing="1"/>
+        <w:rPr>
+          <w:rFonts w:ascii="Pretendard" w:eastAsia="Pretendard" w:hAnsi="Pretendard" w:cs="굴림"/>
+          <w:kern w:val="0"/>
+          <w:sz w:val="24"/>
+          <w14:ligatures w14:val="none"/>
+        </w:rPr>
+      </w:pPr>
+      <w:r>
+        <w:rPr>
+          <w:rFonts w:ascii="Pretendard" w:eastAsia="Pretendard" w:hAnsi="Pretendard" w:cs="굴림"/>
+          <w:color w:val="000000"/>
+          <w:kern w:val="0"/>
+          <w:sz w:val="24"/>
+          <w14:ligatures w14:val="none"/>
+        </w:rPr>
+        <w:t xml:space="preserve">보조 인덱스는 반드시 밀집 인덱스여야 한다. → </w:t>
+      </w:r>
+      <w:r>
+        <w:rPr>
+          <w:rFonts w:ascii="Apple Color Emoji" w:eastAsia="Pretendard" w:hAnsi="Apple Color Emoji" w:cs="Apple Color Emoji"/>
+          <w:color w:val="000000"/>
+          <w:kern w:val="0"/>
+          <w:sz w:val="24"/>
+          <w14:ligatures w14:val="none"/>
+        </w:rPr>
+        <w:t>⭕</w:t>
+      </w:r>
+    </w:p>
+    <w:p>
+      <w:pPr>
+        <w:widowControl/>
+        <w:numPr>
+          <w:ilvl w:val="0"/>
+          <w:numId w:val="11"/>
+        </w:numPr>
+        <w:wordWrap/>
+        <w:autoSpaceDE/>
+        <w:autoSpaceDN/>
+        <w:spacing w:before="100" w:beforeAutospacing="1" w:after="100" w:afterAutospacing="1"/>
+        <w:rPr>
+          <w:rFonts w:ascii="Pretendard" w:eastAsia="Pretendard" w:hAnsi="Pretendard" w:cs="굴림"/>
+          <w:kern w:val="0"/>
+          <w:sz w:val="24"/>
+          <w14:ligatures w14:val="none"/>
+        </w:rPr>
+      </w:pPr>
+      <w:r>
+        <w:rPr>
+          <w:rFonts w:ascii="Pretendard" w:eastAsia="Pretendard" w:hAnsi="Pretendard" w:cs="굴림"/>
+          <w:color w:val="000000"/>
+          <w:kern w:val="0"/>
+          <w:sz w:val="24"/>
+          <w14:ligatures w14:val="none"/>
+        </w:rPr>
+        <w:t xml:space="preserve">B+-트리는 삽입 후에도 항상 리프 노드의 깊이를 일정하게 유지한다. → </w:t>
+      </w:r>
+      <w:r>
+        <w:rPr>
+          <w:rFonts w:ascii="Apple Color Emoji" w:eastAsia="Pretendard" w:hAnsi="Apple Color Emoji" w:cs="Apple Color Emoji"/>
+          <w:color w:val="000000"/>
+          <w:kern w:val="0"/>
+          <w:sz w:val="24"/>
+          <w14:ligatures w14:val="none"/>
+        </w:rPr>
+        <w:t>⭕</w:t>
+      </w:r>
+    </w:p>
+    <w:p>
+      <w:pPr>
+        <w:widowControl/>
+        <w:numPr>
+          <w:ilvl w:val="0"/>
+          <w:numId w:val="11"/>
+        </w:numPr>
+        <w:wordWrap/>
+        <w:autoSpaceDE/>
+        <w:autoSpaceDN/>
+        <w:spacing w:before="100" w:beforeAutospacing="1" w:after="100" w:afterAutospacing="1"/>
+        <w:rPr>
+          <w:rFonts w:ascii="Pretendard" w:eastAsia="Pretendard" w:hAnsi="Pretendard" w:cs="굴림"/>
+          <w:kern w:val="0"/>
+          <w:sz w:val="24"/>
+          <w14:ligatures w14:val="none"/>
+        </w:rPr>
+      </w:pPr>
+      <w:r>
+        <w:rPr>
+          <w:rFonts w:ascii="Pretendard" w:eastAsia="Pretendard" w:hAnsi="Pretendard" w:cs="굴림"/>
+          <w:color w:val="000000"/>
+          <w:kern w:val="0"/>
+          <w:sz w:val="24"/>
+          <w14:ligatures w14:val="none"/>
+        </w:rPr>
+        <w:t xml:space="preserve">다계층 인덱스에서 outer 인덱스는 밀집 인덱스이다. → </w:t>
+      </w:r>
+      <w:r>
+        <w:rPr>
+          <w:rFonts w:ascii="Apple Color Emoji" w:eastAsia="Pretendard" w:hAnsi="Apple Color Emoji" w:cs="Apple Color Emoji"/>
+          <w:color w:val="000000"/>
+          <w:kern w:val="0"/>
+          <w:sz w:val="24"/>
+          <w14:ligatures w14:val="none"/>
+        </w:rPr>
+        <w:t>❌</w:t>
+      </w:r>
+      <w:r>
+        <w:rPr>
+          <w:rFonts w:ascii="Pretendard" w:eastAsia="Pretendard" w:hAnsi="Pretendard" w:cs="굴림"/>
+          <w:color w:val="000000"/>
+          <w:kern w:val="0"/>
+          <w:sz w:val="24"/>
+          <w14:ligatures w14:val="none"/>
+        </w:rPr>
+        <w:t xml:space="preserve"> (희소 인덱스임)</w:t>
+      </w:r>
+    </w:p>
+    <w:p>
+      <w:pPr>
+        <w:widowControl/>
+        <w:numPr>
+          <w:ilvl w:val="0"/>
+          <w:numId w:val="11"/>
+        </w:numPr>
+        <w:wordWrap/>
+        <w:autoSpaceDE/>
+        <w:autoSpaceDN/>
+        <w:spacing w:before="100" w:beforeAutospacing="1" w:after="100" w:afterAutospacing="1"/>
+        <w:rPr>
+          <w:rFonts w:ascii="Pretendard" w:eastAsia="Pretendard" w:hAnsi="Pretendard" w:cs="굴림"/>
+          <w:kern w:val="0"/>
+          <w:sz w:val="24"/>
+          <w14:ligatures w14:val="none"/>
+        </w:rPr>
+      </w:pPr>
+      <w:r>
+        <w:rPr>
+          <w:rFonts w:ascii="Pretendard" w:eastAsia="Pretendard" w:hAnsi="Pretendard" w:cs="굴림"/>
+          <w:color w:val="000000"/>
+          <w:kern w:val="0"/>
+          <w:sz w:val="24"/>
+          <w14:ligatures w14:val="none"/>
+        </w:rPr>
+        <w:t xml:space="preserve">클러스터링 인덱스는 반드시 기본 키여야 한다. → </w:t>
+      </w:r>
+      <w:r>
+        <w:rPr>
+          <w:rFonts w:ascii="Apple Color Emoji" w:eastAsia="Pretendard" w:hAnsi="Apple Color Emoji" w:cs="Apple Color Emoji"/>
+          <w:color w:val="000000"/>
+          <w:kern w:val="0"/>
+          <w:sz w:val="24"/>
+          <w14:ligatures w14:val="none"/>
+        </w:rPr>
+        <w:t>❌</w:t>
+      </w:r>
+    </w:p>
+    <w:p>
+      <w:pPr>
+        <w:widowControl/>
+        <w:wordWrap/>
+        <w:autoSpaceDE/>
+        <w:autoSpaceDN/>
+        <w:spacing w:after="0"/>
+        <w:rPr>
+          <w:rFonts w:ascii="Pretendard" w:eastAsia="Pretendard" w:hAnsi="Pretendard" w:cs="굴림"/>
+          <w:kern w:val="0"/>
+          <w:sz w:val="24"/>
+          <w14:ligatures w14:val="none"/>
+        </w:rPr>
+      </w:pPr>
+      <w:r>
+        <w:rPr>
+          <w:rFonts w:ascii="Pretendard" w:eastAsia="Pretendard" w:hAnsi="Pretendard" w:cs="굴림"/>
+          <w:noProof/>
+          <w:kern w:val="0"/>
+          <w:sz w:val="24"/>
+        </w:rPr>
+        <w:pict w14:anchorId="6F058FEF">
+          <v:rect id="_x0000_i1025" alt="" style="width:451.3pt;height:.05pt;mso-width-percent:0;mso-height-percent:0;mso-width-percent:0;mso-height-percent:0" o:hralign="center" o:hrstd="t" o:hr="t" fillcolor="#a0a0a0" stroked="f"/>
+        </w:pict>
+      </w:r>
+    </w:p>
+    <w:p>
+      <w:pPr>
+        <w:widowControl/>
+        <w:wordWrap/>
+        <w:autoSpaceDE/>
+        <w:autoSpaceDN/>
+        <w:spacing w:before="100" w:beforeAutospacing="1" w:after="100" w:afterAutospacing="1"/>
+        <w:rPr>
+          <w:rFonts w:ascii="Pretendard" w:eastAsia="Pretendard" w:hAnsi="Pretendard" w:cs="굴림"/>
+          <w:kern w:val="0"/>
+          <w:sz w:val="24"/>
+          <w14:ligatures w14:val="none"/>
+        </w:rPr>
+      </w:pPr>
+      <w:r>
+        <w:rPr>
+          <w:rFonts w:ascii="Pretendard" w:eastAsia="Pretendard" w:hAnsi="Pretendard" w:cs="굴림"/>
+          <w:b/>
+          <w:bCs/>
+          <w:color w:val="000000"/>
+          <w:kern w:val="0"/>
+          <w:sz w:val="24"/>
+          <w14:ligatures w14:val="none"/>
+        </w:rPr>
+        <w:t>7. 시험 전날 체크리스트</w:t>
+      </w:r>
+    </w:p>
+    <w:p>
+      <w:pPr>
+        <w:widowControl/>
+        <w:numPr>
+          <w:ilvl w:val="0"/>
+          <w:numId w:val="12"/>
+        </w:numPr>
+        <w:wordWrap/>
+        <w:autoSpaceDE/>
+        <w:autoSpaceDN/>
+        <w:spacing w:before="100" w:beforeAutospacing="1" w:after="100" w:afterAutospacing="1"/>
+        <w:rPr>
+          <w:rFonts w:ascii="Pretendard" w:eastAsia="Pretendard" w:hAnsi="Pretendard" w:cs="굴림"/>
+          <w:kern w:val="0"/>
+          <w:sz w:val="24"/>
+          <w14:ligatures w14:val="none"/>
+        </w:rPr>
+      </w:pPr>
+      <w:r>
+        <w:rPr>
+          <w:rFonts w:ascii="Pretendard" w:eastAsia="Pretendard" w:hAnsi="Pretendard" w:cs="굴림"/>
+          <w:color w:val="000000"/>
+          <w:kern w:val="0"/>
+          <w:sz w:val="24"/>
+          <w14:ligatures w14:val="none"/>
+        </w:rPr>
+        <w:t>인덱스 목적과 구조 이해</w:t>
+      </w:r>
+    </w:p>
+    <w:p>
+      <w:pPr>
+        <w:widowControl/>
+        <w:numPr>
+          <w:ilvl w:val="0"/>
+          <w:numId w:val="12"/>
+        </w:numPr>
+        <w:wordWrap/>
+        <w:autoSpaceDE/>
+        <w:autoSpaceDN/>
+        <w:spacing w:before="100" w:beforeAutospacing="1" w:after="100" w:afterAutospacing="1"/>
+        <w:rPr>
+          <w:rFonts w:ascii="Pretendard" w:eastAsia="Pretendard" w:hAnsi="Pretendard" w:cs="굴림"/>
+          <w:kern w:val="0"/>
+          <w:sz w:val="24"/>
+          <w14:ligatures w14:val="none"/>
+        </w:rPr>
+      </w:pPr>
+      <w:r>
+        <w:rPr>
+          <w:rFonts w:ascii="Pretendard" w:eastAsia="Pretendard" w:hAnsi="Pretendard" w:cs="굴림"/>
+          <w:color w:val="000000"/>
+          <w:kern w:val="0"/>
+          <w:sz w:val="24"/>
+          <w14:ligatures w14:val="none"/>
+        </w:rPr>
+        <w:t>인덱스 유형 비교: 순서, 해시, 클러스터링, 보조</w:t>
+      </w:r>
+    </w:p>
+    <w:p>
+      <w:pPr>
+        <w:widowControl/>
+        <w:numPr>
+          <w:ilvl w:val="0"/>
+          <w:numId w:val="12"/>
+        </w:numPr>
+        <w:wordWrap/>
+        <w:autoSpaceDE/>
+        <w:autoSpaceDN/>
+        <w:spacing w:before="100" w:beforeAutospacing="1" w:after="100" w:afterAutospacing="1"/>
+        <w:rPr>
+          <w:rFonts w:ascii="Pretendard" w:eastAsia="Pretendard" w:hAnsi="Pretendard" w:cs="굴림"/>
+          <w:kern w:val="0"/>
+          <w:sz w:val="24"/>
+          <w14:ligatures w14:val="none"/>
+        </w:rPr>
+      </w:pPr>
+      <w:r>
+        <w:rPr>
+          <w:rFonts w:ascii="Pretendard" w:eastAsia="Pretendard" w:hAnsi="Pretendard" w:cs="굴림"/>
+          <w:color w:val="000000"/>
+          <w:kern w:val="0"/>
+          <w:sz w:val="24"/>
+          <w14:ligatures w14:val="none"/>
+        </w:rPr>
+        <w:t>밀집 vs 희소 인덱스 차이</w:t>
+      </w:r>
+    </w:p>
+    <w:p>
+      <w:pPr>
+        <w:widowControl/>
+        <w:numPr>
+          <w:ilvl w:val="0"/>
+          <w:numId w:val="12"/>
+        </w:numPr>
+        <w:wordWrap/>
+        <w:autoSpaceDE/>
+        <w:autoSpaceDN/>
+        <w:spacing w:before="100" w:beforeAutospacing="1" w:after="100" w:afterAutospacing="1"/>
+        <w:rPr>
+          <w:rFonts w:ascii="Pretendard" w:eastAsia="Pretendard" w:hAnsi="Pretendard" w:cs="굴림"/>
+          <w:kern w:val="0"/>
+          <w:sz w:val="24"/>
+          <w14:ligatures w14:val="none"/>
+        </w:rPr>
+      </w:pPr>
+      <w:r>
+        <w:rPr>
+          <w:rFonts w:ascii="Pretendard" w:eastAsia="Pretendard" w:hAnsi="Pretendard" w:cs="굴림"/>
+          <w:color w:val="000000"/>
+          <w:kern w:val="0"/>
+          <w:sz w:val="24"/>
+          <w14:ligatures w14:val="none"/>
+        </w:rPr>
+        <w:t>다계층 인덱스 구조</w:t>
+      </w:r>
+    </w:p>
+    <w:p>
+      <w:pPr>
+        <w:widowControl/>
+        <w:numPr>
+          <w:ilvl w:val="0"/>
+          <w:numId w:val="12"/>
+        </w:numPr>
+        <w:wordWrap/>
+        <w:autoSpaceDE/>
+        <w:autoSpaceDN/>
+        <w:spacing w:before="100" w:beforeAutospacing="1" w:after="100" w:afterAutospacing="1"/>
+        <w:rPr>
+          <w:rFonts w:ascii="Pretendard" w:eastAsia="Pretendard" w:hAnsi="Pretendard" w:cs="굴림"/>
+          <w:kern w:val="0"/>
+          <w:sz w:val="24"/>
+          <w14:ligatures w14:val="none"/>
+        </w:rPr>
+      </w:pPr>
+      <w:r>
+        <w:rPr>
+          <w:rFonts w:ascii="Pretendard" w:eastAsia="Pretendard" w:hAnsi="Pretendard" w:cs="굴림"/>
+          <w:color w:val="000000"/>
+          <w:kern w:val="0"/>
+          <w:sz w:val="24"/>
+          <w14:ligatures w14:val="none"/>
+        </w:rPr>
+        <w:t>B+-트리 삽입/삭제/검색 구조</w:t>
+      </w:r>
+    </w:p>
+    <w:p>
+      <w:pPr>
+        <w:widowControl/>
+        <w:numPr>
+          <w:ilvl w:val="0"/>
+          <w:numId w:val="12"/>
+        </w:numPr>
+        <w:wordWrap/>
+        <w:autoSpaceDE/>
+        <w:autoSpaceDN/>
+        <w:spacing w:before="100" w:beforeAutospacing="1" w:after="100" w:afterAutospacing="1"/>
+        <w:rPr>
+          <w:rFonts w:ascii="Pretendard" w:eastAsia="Pretendard" w:hAnsi="Pretendard" w:cs="굴림"/>
+          <w:kern w:val="0"/>
+          <w:sz w:val="24"/>
+          <w14:ligatures w14:val="none"/>
+        </w:rPr>
+      </w:pPr>
+      <w:r>
+        <w:rPr>
+          <w:rFonts w:ascii="Pretendard" w:eastAsia="Pretendard" w:hAnsi="Pretendard" w:cs="굴림"/>
+          <w:color w:val="000000"/>
+          <w:kern w:val="0"/>
+          <w:sz w:val="24"/>
+          <w14:ligatures w14:val="none"/>
+        </w:rPr>
+        <w:t>O/X 핵심 문장 반복 확인</w:t>
+      </w:r>
+    </w:p>
+    <w:p>
+      <w:pPr>
+        <w:rPr>
+          <w:rFonts w:ascii="Pretendard" w:eastAsia="Pretendard" w:hAnsi="Pretendard"/>
+        </w:rPr>
+      </w:pPr>
+      <w:r>
+        <w:rPr>
+          <w:rFonts w:ascii="Pretendard" w:eastAsia="Pretendard" w:hAnsi="Pretendard" w:cs="Calibri"/>
+          <w:kern w:val="0"/>
+          <w:sz w:val="24"/>
+          <w14:ligatures w14:val="none"/>
+        </w:rPr>
+        <w:t>﻿</w:t>
+      </w:r>
     </w:p>
     <w:sectPr>
       <w:pgSz w:w="11906" w:h="16838"/>
@@ -312,6 +1350,1835 @@
     </w:sectPr>
   </w:body>
 </w:document>
+</file>
+
+<file path=word/numbering.xml><?xml version="1.0" encoding="utf-8"?>
+<w:numbering xmlns:wpc="http://schemas.microsoft.com/office/word/2010/wordprocessingCanvas" xmlns:cx="http://schemas.microsoft.com/office/drawing/2014/chartex" xmlns:cx1="http://schemas.microsoft.com/office/drawing/2015/9/8/chartex" xmlns:cx2="http://schemas.microsoft.com/office/drawing/2015/10/21/chartex" xmlns:cx3="http://schemas.microsoft.com/office/drawing/2016/5/9/chartex" xmlns:cx4="http://schemas.microsoft.com/office/drawing/2016/5/10/chartex" xmlns:cx5="http://schemas.microsoft.com/office/drawing/2016/5/11/chartex" xmlns:cx6="http://schemas.microsoft.com/office/drawing/2016/5/12/chartex" xmlns:cx7="http://schemas.microsoft.com/office/drawing/2016/5/13/chartex" xmlns:cx8="http://schemas.microsoft.com/office/drawing/2016/5/14/chartex" xmlns:mc="http://schemas.openxmlformats.org/markup-compatibility/2006" xmlns:aink="http://schemas.microsoft.com/office/drawing/2016/ink" xmlns:am3d="http://schemas.microsoft.com/office/drawing/2017/model3d" xmlns:o="urn:schemas-microsoft-com:office:office" xmlns:oel="http://schemas.microsoft.com/office/2019/extlst" xmlns:r="http://schemas.openxmlformats.org/officeDocument/2006/relationships" xmlns:m="http://schemas.openxmlformats.org/officeDocument/2006/math" xmlns:v="urn:schemas-microsoft-com:vml" xmlns:wp14="http://schemas.microsoft.com/office/word/2010/wordprocessingDrawing" xmlns:wp="http://schemas.openxmlformats.org/drawingml/2006/wordprocessingDrawing" xmlns:w10="urn:schemas-microsoft-com:office:word" xmlns:w="http://schemas.openxmlformats.org/wordprocessingml/2006/main" xmlns:w14="http://schemas.microsoft.com/office/word/2010/wordml" xmlns:w15="http://schemas.microsoft.com/office/word/2012/wordml" xmlns:w16cex="http://schemas.microsoft.com/office/word/2018/wordml/cex" xmlns:w16cid="http://schemas.microsoft.com/office/word/2016/wordml/cid" xmlns:w16="http://schemas.microsoft.com/office/word/2018/wordml" xmlns:w16du="http://schemas.microsoft.com/office/word/2023/wordml/word16du" xmlns:w16sdtdh="http://schemas.microsoft.com/office/word/2020/wordml/sdtdatahash" xmlns:w16sdtfl="http://schemas.microsoft.com/office/word/2024/wordml/sdtformatlock" xmlns:w16se="http://schemas.microsoft.com/office/word/2015/wordml/symex" xmlns:wpg="http://schemas.microsoft.com/office/word/2010/wordprocessingGroup" xmlns:wpi="http://schemas.microsoft.com/office/word/2010/wordprocessingInk" xmlns:wne="http://schemas.microsoft.com/office/word/2006/wordml" xmlns:wps="http://schemas.microsoft.com/office/word/2010/wordprocessingShape" mc:Ignorable="w14 w15 w16se w16cid w16 w16cex w16sdtdh w16sdtfl w16du wp14">
+  <w:abstractNum w:abstractNumId="0" w15:restartNumberingAfterBreak="0">
+    <w:nsid w:val="14890AF9"/>
+    <w:multiLevelType w:val="multilevel"/>
+    <w:tmpl w:val="2B42E22C"/>
+    <w:lvl w:ilvl="0">
+      <w:start w:val="1"/>
+      <w:numFmt w:val="bullet"/>
+      <w:lvlText w:val=""/>
+      <w:lvlJc w:val="left"/>
+      <w:pPr>
+        <w:tabs>
+          <w:tab w:val="num" w:pos="720"/>
+        </w:tabs>
+        <w:ind w:left="720" w:hanging="360"/>
+      </w:pPr>
+      <w:rPr>
+        <w:rFonts w:ascii="Symbol" w:hAnsi="Symbol" w:hint="default"/>
+        <w:sz w:val="20"/>
+      </w:rPr>
+    </w:lvl>
+    <w:lvl w:ilvl="1" w:tentative="1">
+      <w:start w:val="1"/>
+      <w:numFmt w:val="bullet"/>
+      <w:lvlText w:val="o"/>
+      <w:lvlJc w:val="left"/>
+      <w:pPr>
+        <w:tabs>
+          <w:tab w:val="num" w:pos="1440"/>
+        </w:tabs>
+        <w:ind w:left="1440" w:hanging="360"/>
+      </w:pPr>
+      <w:rPr>
+        <w:rFonts w:ascii="Courier New" w:hAnsi="Courier New" w:hint="default"/>
+        <w:sz w:val="20"/>
+      </w:rPr>
+    </w:lvl>
+    <w:lvl w:ilvl="2" w:tentative="1">
+      <w:start w:val="1"/>
+      <w:numFmt w:val="bullet"/>
+      <w:lvlText w:val=""/>
+      <w:lvlJc w:val="left"/>
+      <w:pPr>
+        <w:tabs>
+          <w:tab w:val="num" w:pos="2160"/>
+        </w:tabs>
+        <w:ind w:left="2160" w:hanging="360"/>
+      </w:pPr>
+      <w:rPr>
+        <w:rFonts w:ascii="Wingdings" w:hAnsi="Wingdings" w:hint="default"/>
+        <w:sz w:val="20"/>
+      </w:rPr>
+    </w:lvl>
+    <w:lvl w:ilvl="3" w:tentative="1">
+      <w:start w:val="1"/>
+      <w:numFmt w:val="bullet"/>
+      <w:lvlText w:val=""/>
+      <w:lvlJc w:val="left"/>
+      <w:pPr>
+        <w:tabs>
+          <w:tab w:val="num" w:pos="2880"/>
+        </w:tabs>
+        <w:ind w:left="2880" w:hanging="360"/>
+      </w:pPr>
+      <w:rPr>
+        <w:rFonts w:ascii="Wingdings" w:hAnsi="Wingdings" w:hint="default"/>
+        <w:sz w:val="20"/>
+      </w:rPr>
+    </w:lvl>
+    <w:lvl w:ilvl="4" w:tentative="1">
+      <w:start w:val="1"/>
+      <w:numFmt w:val="bullet"/>
+      <w:lvlText w:val=""/>
+      <w:lvlJc w:val="left"/>
+      <w:pPr>
+        <w:tabs>
+          <w:tab w:val="num" w:pos="3600"/>
+        </w:tabs>
+        <w:ind w:left="3600" w:hanging="360"/>
+      </w:pPr>
+      <w:rPr>
+        <w:rFonts w:ascii="Wingdings" w:hAnsi="Wingdings" w:hint="default"/>
+        <w:sz w:val="20"/>
+      </w:rPr>
+    </w:lvl>
+    <w:lvl w:ilvl="5" w:tentative="1">
+      <w:start w:val="1"/>
+      <w:numFmt w:val="bullet"/>
+      <w:lvlText w:val=""/>
+      <w:lvlJc w:val="left"/>
+      <w:pPr>
+        <w:tabs>
+          <w:tab w:val="num" w:pos="4320"/>
+        </w:tabs>
+        <w:ind w:left="4320" w:hanging="360"/>
+      </w:pPr>
+      <w:rPr>
+        <w:rFonts w:ascii="Wingdings" w:hAnsi="Wingdings" w:hint="default"/>
+        <w:sz w:val="20"/>
+      </w:rPr>
+    </w:lvl>
+    <w:lvl w:ilvl="6" w:tentative="1">
+      <w:start w:val="1"/>
+      <w:numFmt w:val="bullet"/>
+      <w:lvlText w:val=""/>
+      <w:lvlJc w:val="left"/>
+      <w:pPr>
+        <w:tabs>
+          <w:tab w:val="num" w:pos="5040"/>
+        </w:tabs>
+        <w:ind w:left="5040" w:hanging="360"/>
+      </w:pPr>
+      <w:rPr>
+        <w:rFonts w:ascii="Wingdings" w:hAnsi="Wingdings" w:hint="default"/>
+        <w:sz w:val="20"/>
+      </w:rPr>
+    </w:lvl>
+    <w:lvl w:ilvl="7" w:tentative="1">
+      <w:start w:val="1"/>
+      <w:numFmt w:val="bullet"/>
+      <w:lvlText w:val=""/>
+      <w:lvlJc w:val="left"/>
+      <w:pPr>
+        <w:tabs>
+          <w:tab w:val="num" w:pos="5760"/>
+        </w:tabs>
+        <w:ind w:left="5760" w:hanging="360"/>
+      </w:pPr>
+      <w:rPr>
+        <w:rFonts w:ascii="Wingdings" w:hAnsi="Wingdings" w:hint="default"/>
+        <w:sz w:val="20"/>
+      </w:rPr>
+    </w:lvl>
+    <w:lvl w:ilvl="8" w:tentative="1">
+      <w:start w:val="1"/>
+      <w:numFmt w:val="bullet"/>
+      <w:lvlText w:val=""/>
+      <w:lvlJc w:val="left"/>
+      <w:pPr>
+        <w:tabs>
+          <w:tab w:val="num" w:pos="6480"/>
+        </w:tabs>
+        <w:ind w:left="6480" w:hanging="360"/>
+      </w:pPr>
+      <w:rPr>
+        <w:rFonts w:ascii="Wingdings" w:hAnsi="Wingdings" w:hint="default"/>
+        <w:sz w:val="20"/>
+      </w:rPr>
+    </w:lvl>
+  </w:abstractNum>
+  <w:abstractNum w:abstractNumId="1" w15:restartNumberingAfterBreak="0">
+    <w:nsid w:val="23E2528F"/>
+    <w:multiLevelType w:val="multilevel"/>
+    <w:tmpl w:val="10643E18"/>
+    <w:lvl w:ilvl="0">
+      <w:start w:val="1"/>
+      <w:numFmt w:val="bullet"/>
+      <w:lvlText w:val=""/>
+      <w:lvlJc w:val="left"/>
+      <w:pPr>
+        <w:tabs>
+          <w:tab w:val="num" w:pos="720"/>
+        </w:tabs>
+        <w:ind w:left="720" w:hanging="360"/>
+      </w:pPr>
+      <w:rPr>
+        <w:rFonts w:ascii="Symbol" w:hAnsi="Symbol" w:hint="default"/>
+        <w:sz w:val="20"/>
+      </w:rPr>
+    </w:lvl>
+    <w:lvl w:ilvl="1" w:tentative="1">
+      <w:start w:val="1"/>
+      <w:numFmt w:val="bullet"/>
+      <w:lvlText w:val="o"/>
+      <w:lvlJc w:val="left"/>
+      <w:pPr>
+        <w:tabs>
+          <w:tab w:val="num" w:pos="1440"/>
+        </w:tabs>
+        <w:ind w:left="1440" w:hanging="360"/>
+      </w:pPr>
+      <w:rPr>
+        <w:rFonts w:ascii="Courier New" w:hAnsi="Courier New" w:hint="default"/>
+        <w:sz w:val="20"/>
+      </w:rPr>
+    </w:lvl>
+    <w:lvl w:ilvl="2" w:tentative="1">
+      <w:start w:val="1"/>
+      <w:numFmt w:val="bullet"/>
+      <w:lvlText w:val=""/>
+      <w:lvlJc w:val="left"/>
+      <w:pPr>
+        <w:tabs>
+          <w:tab w:val="num" w:pos="2160"/>
+        </w:tabs>
+        <w:ind w:left="2160" w:hanging="360"/>
+      </w:pPr>
+      <w:rPr>
+        <w:rFonts w:ascii="Wingdings" w:hAnsi="Wingdings" w:hint="default"/>
+        <w:sz w:val="20"/>
+      </w:rPr>
+    </w:lvl>
+    <w:lvl w:ilvl="3" w:tentative="1">
+      <w:start w:val="1"/>
+      <w:numFmt w:val="bullet"/>
+      <w:lvlText w:val=""/>
+      <w:lvlJc w:val="left"/>
+      <w:pPr>
+        <w:tabs>
+          <w:tab w:val="num" w:pos="2880"/>
+        </w:tabs>
+        <w:ind w:left="2880" w:hanging="360"/>
+      </w:pPr>
+      <w:rPr>
+        <w:rFonts w:ascii="Wingdings" w:hAnsi="Wingdings" w:hint="default"/>
+        <w:sz w:val="20"/>
+      </w:rPr>
+    </w:lvl>
+    <w:lvl w:ilvl="4" w:tentative="1">
+      <w:start w:val="1"/>
+      <w:numFmt w:val="bullet"/>
+      <w:lvlText w:val=""/>
+      <w:lvlJc w:val="left"/>
+      <w:pPr>
+        <w:tabs>
+          <w:tab w:val="num" w:pos="3600"/>
+        </w:tabs>
+        <w:ind w:left="3600" w:hanging="360"/>
+      </w:pPr>
+      <w:rPr>
+        <w:rFonts w:ascii="Wingdings" w:hAnsi="Wingdings" w:hint="default"/>
+        <w:sz w:val="20"/>
+      </w:rPr>
+    </w:lvl>
+    <w:lvl w:ilvl="5" w:tentative="1">
+      <w:start w:val="1"/>
+      <w:numFmt w:val="bullet"/>
+      <w:lvlText w:val=""/>
+      <w:lvlJc w:val="left"/>
+      <w:pPr>
+        <w:tabs>
+          <w:tab w:val="num" w:pos="4320"/>
+        </w:tabs>
+        <w:ind w:left="4320" w:hanging="360"/>
+      </w:pPr>
+      <w:rPr>
+        <w:rFonts w:ascii="Wingdings" w:hAnsi="Wingdings" w:hint="default"/>
+        <w:sz w:val="20"/>
+      </w:rPr>
+    </w:lvl>
+    <w:lvl w:ilvl="6" w:tentative="1">
+      <w:start w:val="1"/>
+      <w:numFmt w:val="bullet"/>
+      <w:lvlText w:val=""/>
+      <w:lvlJc w:val="left"/>
+      <w:pPr>
+        <w:tabs>
+          <w:tab w:val="num" w:pos="5040"/>
+        </w:tabs>
+        <w:ind w:left="5040" w:hanging="360"/>
+      </w:pPr>
+      <w:rPr>
+        <w:rFonts w:ascii="Wingdings" w:hAnsi="Wingdings" w:hint="default"/>
+        <w:sz w:val="20"/>
+      </w:rPr>
+    </w:lvl>
+    <w:lvl w:ilvl="7" w:tentative="1">
+      <w:start w:val="1"/>
+      <w:numFmt w:val="bullet"/>
+      <w:lvlText w:val=""/>
+      <w:lvlJc w:val="left"/>
+      <w:pPr>
+        <w:tabs>
+          <w:tab w:val="num" w:pos="5760"/>
+        </w:tabs>
+        <w:ind w:left="5760" w:hanging="360"/>
+      </w:pPr>
+      <w:rPr>
+        <w:rFonts w:ascii="Wingdings" w:hAnsi="Wingdings" w:hint="default"/>
+        <w:sz w:val="20"/>
+      </w:rPr>
+    </w:lvl>
+    <w:lvl w:ilvl="8" w:tentative="1">
+      <w:start w:val="1"/>
+      <w:numFmt w:val="bullet"/>
+      <w:lvlText w:val=""/>
+      <w:lvlJc w:val="left"/>
+      <w:pPr>
+        <w:tabs>
+          <w:tab w:val="num" w:pos="6480"/>
+        </w:tabs>
+        <w:ind w:left="6480" w:hanging="360"/>
+      </w:pPr>
+      <w:rPr>
+        <w:rFonts w:ascii="Wingdings" w:hAnsi="Wingdings" w:hint="default"/>
+        <w:sz w:val="20"/>
+      </w:rPr>
+    </w:lvl>
+  </w:abstractNum>
+  <w:abstractNum w:abstractNumId="2" w15:restartNumberingAfterBreak="0">
+    <w:nsid w:val="24686CE5"/>
+    <w:multiLevelType w:val="multilevel"/>
+    <w:tmpl w:val="C01EEB6A"/>
+    <w:lvl w:ilvl="0">
+      <w:start w:val="1"/>
+      <w:numFmt w:val="bullet"/>
+      <w:lvlText w:val=""/>
+      <w:lvlJc w:val="left"/>
+      <w:pPr>
+        <w:tabs>
+          <w:tab w:val="num" w:pos="720"/>
+        </w:tabs>
+        <w:ind w:left="720" w:hanging="360"/>
+      </w:pPr>
+      <w:rPr>
+        <w:rFonts w:ascii="Symbol" w:hAnsi="Symbol" w:hint="default"/>
+        <w:sz w:val="20"/>
+      </w:rPr>
+    </w:lvl>
+    <w:lvl w:ilvl="1" w:tentative="1">
+      <w:start w:val="1"/>
+      <w:numFmt w:val="bullet"/>
+      <w:lvlText w:val="o"/>
+      <w:lvlJc w:val="left"/>
+      <w:pPr>
+        <w:tabs>
+          <w:tab w:val="num" w:pos="1440"/>
+        </w:tabs>
+        <w:ind w:left="1440" w:hanging="360"/>
+      </w:pPr>
+      <w:rPr>
+        <w:rFonts w:ascii="Courier New" w:hAnsi="Courier New" w:hint="default"/>
+        <w:sz w:val="20"/>
+      </w:rPr>
+    </w:lvl>
+    <w:lvl w:ilvl="2" w:tentative="1">
+      <w:start w:val="1"/>
+      <w:numFmt w:val="bullet"/>
+      <w:lvlText w:val=""/>
+      <w:lvlJc w:val="left"/>
+      <w:pPr>
+        <w:tabs>
+          <w:tab w:val="num" w:pos="2160"/>
+        </w:tabs>
+        <w:ind w:left="2160" w:hanging="360"/>
+      </w:pPr>
+      <w:rPr>
+        <w:rFonts w:ascii="Wingdings" w:hAnsi="Wingdings" w:hint="default"/>
+        <w:sz w:val="20"/>
+      </w:rPr>
+    </w:lvl>
+    <w:lvl w:ilvl="3" w:tentative="1">
+      <w:start w:val="1"/>
+      <w:numFmt w:val="bullet"/>
+      <w:lvlText w:val=""/>
+      <w:lvlJc w:val="left"/>
+      <w:pPr>
+        <w:tabs>
+          <w:tab w:val="num" w:pos="2880"/>
+        </w:tabs>
+        <w:ind w:left="2880" w:hanging="360"/>
+      </w:pPr>
+      <w:rPr>
+        <w:rFonts w:ascii="Wingdings" w:hAnsi="Wingdings" w:hint="default"/>
+        <w:sz w:val="20"/>
+      </w:rPr>
+    </w:lvl>
+    <w:lvl w:ilvl="4" w:tentative="1">
+      <w:start w:val="1"/>
+      <w:numFmt w:val="bullet"/>
+      <w:lvlText w:val=""/>
+      <w:lvlJc w:val="left"/>
+      <w:pPr>
+        <w:tabs>
+          <w:tab w:val="num" w:pos="3600"/>
+        </w:tabs>
+        <w:ind w:left="3600" w:hanging="360"/>
+      </w:pPr>
+      <w:rPr>
+        <w:rFonts w:ascii="Wingdings" w:hAnsi="Wingdings" w:hint="default"/>
+        <w:sz w:val="20"/>
+      </w:rPr>
+    </w:lvl>
+    <w:lvl w:ilvl="5" w:tentative="1">
+      <w:start w:val="1"/>
+      <w:numFmt w:val="bullet"/>
+      <w:lvlText w:val=""/>
+      <w:lvlJc w:val="left"/>
+      <w:pPr>
+        <w:tabs>
+          <w:tab w:val="num" w:pos="4320"/>
+        </w:tabs>
+        <w:ind w:left="4320" w:hanging="360"/>
+      </w:pPr>
+      <w:rPr>
+        <w:rFonts w:ascii="Wingdings" w:hAnsi="Wingdings" w:hint="default"/>
+        <w:sz w:val="20"/>
+      </w:rPr>
+    </w:lvl>
+    <w:lvl w:ilvl="6" w:tentative="1">
+      <w:start w:val="1"/>
+      <w:numFmt w:val="bullet"/>
+      <w:lvlText w:val=""/>
+      <w:lvlJc w:val="left"/>
+      <w:pPr>
+        <w:tabs>
+          <w:tab w:val="num" w:pos="5040"/>
+        </w:tabs>
+        <w:ind w:left="5040" w:hanging="360"/>
+      </w:pPr>
+      <w:rPr>
+        <w:rFonts w:ascii="Wingdings" w:hAnsi="Wingdings" w:hint="default"/>
+        <w:sz w:val="20"/>
+      </w:rPr>
+    </w:lvl>
+    <w:lvl w:ilvl="7" w:tentative="1">
+      <w:start w:val="1"/>
+      <w:numFmt w:val="bullet"/>
+      <w:lvlText w:val=""/>
+      <w:lvlJc w:val="left"/>
+      <w:pPr>
+        <w:tabs>
+          <w:tab w:val="num" w:pos="5760"/>
+        </w:tabs>
+        <w:ind w:left="5760" w:hanging="360"/>
+      </w:pPr>
+      <w:rPr>
+        <w:rFonts w:ascii="Wingdings" w:hAnsi="Wingdings" w:hint="default"/>
+        <w:sz w:val="20"/>
+      </w:rPr>
+    </w:lvl>
+    <w:lvl w:ilvl="8" w:tentative="1">
+      <w:start w:val="1"/>
+      <w:numFmt w:val="bullet"/>
+      <w:lvlText w:val=""/>
+      <w:lvlJc w:val="left"/>
+      <w:pPr>
+        <w:tabs>
+          <w:tab w:val="num" w:pos="6480"/>
+        </w:tabs>
+        <w:ind w:left="6480" w:hanging="360"/>
+      </w:pPr>
+      <w:rPr>
+        <w:rFonts w:ascii="Wingdings" w:hAnsi="Wingdings" w:hint="default"/>
+        <w:sz w:val="20"/>
+      </w:rPr>
+    </w:lvl>
+  </w:abstractNum>
+  <w:abstractNum w:abstractNumId="3" w15:restartNumberingAfterBreak="0">
+    <w:nsid w:val="2E8D04E4"/>
+    <w:multiLevelType w:val="multilevel"/>
+    <w:tmpl w:val="8D849252"/>
+    <w:lvl w:ilvl="0">
+      <w:start w:val="1"/>
+      <w:numFmt w:val="bullet"/>
+      <w:lvlText w:val=""/>
+      <w:lvlJc w:val="left"/>
+      <w:pPr>
+        <w:tabs>
+          <w:tab w:val="num" w:pos="720"/>
+        </w:tabs>
+        <w:ind w:left="720" w:hanging="360"/>
+      </w:pPr>
+      <w:rPr>
+        <w:rFonts w:ascii="Symbol" w:hAnsi="Symbol" w:hint="default"/>
+        <w:sz w:val="20"/>
+      </w:rPr>
+    </w:lvl>
+    <w:lvl w:ilvl="1" w:tentative="1">
+      <w:start w:val="1"/>
+      <w:numFmt w:val="bullet"/>
+      <w:lvlText w:val="o"/>
+      <w:lvlJc w:val="left"/>
+      <w:pPr>
+        <w:tabs>
+          <w:tab w:val="num" w:pos="1440"/>
+        </w:tabs>
+        <w:ind w:left="1440" w:hanging="360"/>
+      </w:pPr>
+      <w:rPr>
+        <w:rFonts w:ascii="Courier New" w:hAnsi="Courier New" w:hint="default"/>
+        <w:sz w:val="20"/>
+      </w:rPr>
+    </w:lvl>
+    <w:lvl w:ilvl="2" w:tentative="1">
+      <w:start w:val="1"/>
+      <w:numFmt w:val="bullet"/>
+      <w:lvlText w:val=""/>
+      <w:lvlJc w:val="left"/>
+      <w:pPr>
+        <w:tabs>
+          <w:tab w:val="num" w:pos="2160"/>
+        </w:tabs>
+        <w:ind w:left="2160" w:hanging="360"/>
+      </w:pPr>
+      <w:rPr>
+        <w:rFonts w:ascii="Wingdings" w:hAnsi="Wingdings" w:hint="default"/>
+        <w:sz w:val="20"/>
+      </w:rPr>
+    </w:lvl>
+    <w:lvl w:ilvl="3" w:tentative="1">
+      <w:start w:val="1"/>
+      <w:numFmt w:val="bullet"/>
+      <w:lvlText w:val=""/>
+      <w:lvlJc w:val="left"/>
+      <w:pPr>
+        <w:tabs>
+          <w:tab w:val="num" w:pos="2880"/>
+        </w:tabs>
+        <w:ind w:left="2880" w:hanging="360"/>
+      </w:pPr>
+      <w:rPr>
+        <w:rFonts w:ascii="Wingdings" w:hAnsi="Wingdings" w:hint="default"/>
+        <w:sz w:val="20"/>
+      </w:rPr>
+    </w:lvl>
+    <w:lvl w:ilvl="4" w:tentative="1">
+      <w:start w:val="1"/>
+      <w:numFmt w:val="bullet"/>
+      <w:lvlText w:val=""/>
+      <w:lvlJc w:val="left"/>
+      <w:pPr>
+        <w:tabs>
+          <w:tab w:val="num" w:pos="3600"/>
+        </w:tabs>
+        <w:ind w:left="3600" w:hanging="360"/>
+      </w:pPr>
+      <w:rPr>
+        <w:rFonts w:ascii="Wingdings" w:hAnsi="Wingdings" w:hint="default"/>
+        <w:sz w:val="20"/>
+      </w:rPr>
+    </w:lvl>
+    <w:lvl w:ilvl="5" w:tentative="1">
+      <w:start w:val="1"/>
+      <w:numFmt w:val="bullet"/>
+      <w:lvlText w:val=""/>
+      <w:lvlJc w:val="left"/>
+      <w:pPr>
+        <w:tabs>
+          <w:tab w:val="num" w:pos="4320"/>
+        </w:tabs>
+        <w:ind w:left="4320" w:hanging="360"/>
+      </w:pPr>
+      <w:rPr>
+        <w:rFonts w:ascii="Wingdings" w:hAnsi="Wingdings" w:hint="default"/>
+        <w:sz w:val="20"/>
+      </w:rPr>
+    </w:lvl>
+    <w:lvl w:ilvl="6" w:tentative="1">
+      <w:start w:val="1"/>
+      <w:numFmt w:val="bullet"/>
+      <w:lvlText w:val=""/>
+      <w:lvlJc w:val="left"/>
+      <w:pPr>
+        <w:tabs>
+          <w:tab w:val="num" w:pos="5040"/>
+        </w:tabs>
+        <w:ind w:left="5040" w:hanging="360"/>
+      </w:pPr>
+      <w:rPr>
+        <w:rFonts w:ascii="Wingdings" w:hAnsi="Wingdings" w:hint="default"/>
+        <w:sz w:val="20"/>
+      </w:rPr>
+    </w:lvl>
+    <w:lvl w:ilvl="7" w:tentative="1">
+      <w:start w:val="1"/>
+      <w:numFmt w:val="bullet"/>
+      <w:lvlText w:val=""/>
+      <w:lvlJc w:val="left"/>
+      <w:pPr>
+        <w:tabs>
+          <w:tab w:val="num" w:pos="5760"/>
+        </w:tabs>
+        <w:ind w:left="5760" w:hanging="360"/>
+      </w:pPr>
+      <w:rPr>
+        <w:rFonts w:ascii="Wingdings" w:hAnsi="Wingdings" w:hint="default"/>
+        <w:sz w:val="20"/>
+      </w:rPr>
+    </w:lvl>
+    <w:lvl w:ilvl="8" w:tentative="1">
+      <w:start w:val="1"/>
+      <w:numFmt w:val="bullet"/>
+      <w:lvlText w:val=""/>
+      <w:lvlJc w:val="left"/>
+      <w:pPr>
+        <w:tabs>
+          <w:tab w:val="num" w:pos="6480"/>
+        </w:tabs>
+        <w:ind w:left="6480" w:hanging="360"/>
+      </w:pPr>
+      <w:rPr>
+        <w:rFonts w:ascii="Wingdings" w:hAnsi="Wingdings" w:hint="default"/>
+        <w:sz w:val="20"/>
+      </w:rPr>
+    </w:lvl>
+  </w:abstractNum>
+  <w:abstractNum w:abstractNumId="4" w15:restartNumberingAfterBreak="0">
+    <w:nsid w:val="319972DE"/>
+    <w:multiLevelType w:val="multilevel"/>
+    <w:tmpl w:val="14066984"/>
+    <w:lvl w:ilvl="0">
+      <w:start w:val="1"/>
+      <w:numFmt w:val="bullet"/>
+      <w:lvlText w:val=""/>
+      <w:lvlJc w:val="left"/>
+      <w:pPr>
+        <w:tabs>
+          <w:tab w:val="num" w:pos="720"/>
+        </w:tabs>
+        <w:ind w:left="720" w:hanging="360"/>
+      </w:pPr>
+      <w:rPr>
+        <w:rFonts w:ascii="Symbol" w:hAnsi="Symbol" w:hint="default"/>
+        <w:sz w:val="20"/>
+      </w:rPr>
+    </w:lvl>
+    <w:lvl w:ilvl="1" w:tentative="1">
+      <w:start w:val="1"/>
+      <w:numFmt w:val="bullet"/>
+      <w:lvlText w:val="o"/>
+      <w:lvlJc w:val="left"/>
+      <w:pPr>
+        <w:tabs>
+          <w:tab w:val="num" w:pos="1440"/>
+        </w:tabs>
+        <w:ind w:left="1440" w:hanging="360"/>
+      </w:pPr>
+      <w:rPr>
+        <w:rFonts w:ascii="Courier New" w:hAnsi="Courier New" w:hint="default"/>
+        <w:sz w:val="20"/>
+      </w:rPr>
+    </w:lvl>
+    <w:lvl w:ilvl="2" w:tentative="1">
+      <w:start w:val="1"/>
+      <w:numFmt w:val="bullet"/>
+      <w:lvlText w:val=""/>
+      <w:lvlJc w:val="left"/>
+      <w:pPr>
+        <w:tabs>
+          <w:tab w:val="num" w:pos="2160"/>
+        </w:tabs>
+        <w:ind w:left="2160" w:hanging="360"/>
+      </w:pPr>
+      <w:rPr>
+        <w:rFonts w:ascii="Wingdings" w:hAnsi="Wingdings" w:hint="default"/>
+        <w:sz w:val="20"/>
+      </w:rPr>
+    </w:lvl>
+    <w:lvl w:ilvl="3" w:tentative="1">
+      <w:start w:val="1"/>
+      <w:numFmt w:val="bullet"/>
+      <w:lvlText w:val=""/>
+      <w:lvlJc w:val="left"/>
+      <w:pPr>
+        <w:tabs>
+          <w:tab w:val="num" w:pos="2880"/>
+        </w:tabs>
+        <w:ind w:left="2880" w:hanging="360"/>
+      </w:pPr>
+      <w:rPr>
+        <w:rFonts w:ascii="Wingdings" w:hAnsi="Wingdings" w:hint="default"/>
+        <w:sz w:val="20"/>
+      </w:rPr>
+    </w:lvl>
+    <w:lvl w:ilvl="4" w:tentative="1">
+      <w:start w:val="1"/>
+      <w:numFmt w:val="bullet"/>
+      <w:lvlText w:val=""/>
+      <w:lvlJc w:val="left"/>
+      <w:pPr>
+        <w:tabs>
+          <w:tab w:val="num" w:pos="3600"/>
+        </w:tabs>
+        <w:ind w:left="3600" w:hanging="360"/>
+      </w:pPr>
+      <w:rPr>
+        <w:rFonts w:ascii="Wingdings" w:hAnsi="Wingdings" w:hint="default"/>
+        <w:sz w:val="20"/>
+      </w:rPr>
+    </w:lvl>
+    <w:lvl w:ilvl="5" w:tentative="1">
+      <w:start w:val="1"/>
+      <w:numFmt w:val="bullet"/>
+      <w:lvlText w:val=""/>
+      <w:lvlJc w:val="left"/>
+      <w:pPr>
+        <w:tabs>
+          <w:tab w:val="num" w:pos="4320"/>
+        </w:tabs>
+        <w:ind w:left="4320" w:hanging="360"/>
+      </w:pPr>
+      <w:rPr>
+        <w:rFonts w:ascii="Wingdings" w:hAnsi="Wingdings" w:hint="default"/>
+        <w:sz w:val="20"/>
+      </w:rPr>
+    </w:lvl>
+    <w:lvl w:ilvl="6" w:tentative="1">
+      <w:start w:val="1"/>
+      <w:numFmt w:val="bullet"/>
+      <w:lvlText w:val=""/>
+      <w:lvlJc w:val="left"/>
+      <w:pPr>
+        <w:tabs>
+          <w:tab w:val="num" w:pos="5040"/>
+        </w:tabs>
+        <w:ind w:left="5040" w:hanging="360"/>
+      </w:pPr>
+      <w:rPr>
+        <w:rFonts w:ascii="Wingdings" w:hAnsi="Wingdings" w:hint="default"/>
+        <w:sz w:val="20"/>
+      </w:rPr>
+    </w:lvl>
+    <w:lvl w:ilvl="7" w:tentative="1">
+      <w:start w:val="1"/>
+      <w:numFmt w:val="bullet"/>
+      <w:lvlText w:val=""/>
+      <w:lvlJc w:val="left"/>
+      <w:pPr>
+        <w:tabs>
+          <w:tab w:val="num" w:pos="5760"/>
+        </w:tabs>
+        <w:ind w:left="5760" w:hanging="360"/>
+      </w:pPr>
+      <w:rPr>
+        <w:rFonts w:ascii="Wingdings" w:hAnsi="Wingdings" w:hint="default"/>
+        <w:sz w:val="20"/>
+      </w:rPr>
+    </w:lvl>
+    <w:lvl w:ilvl="8" w:tentative="1">
+      <w:start w:val="1"/>
+      <w:numFmt w:val="bullet"/>
+      <w:lvlText w:val=""/>
+      <w:lvlJc w:val="left"/>
+      <w:pPr>
+        <w:tabs>
+          <w:tab w:val="num" w:pos="6480"/>
+        </w:tabs>
+        <w:ind w:left="6480" w:hanging="360"/>
+      </w:pPr>
+      <w:rPr>
+        <w:rFonts w:ascii="Wingdings" w:hAnsi="Wingdings" w:hint="default"/>
+        <w:sz w:val="20"/>
+      </w:rPr>
+    </w:lvl>
+  </w:abstractNum>
+  <w:abstractNum w:abstractNumId="5" w15:restartNumberingAfterBreak="0">
+    <w:nsid w:val="369F27B9"/>
+    <w:multiLevelType w:val="multilevel"/>
+    <w:tmpl w:val="26808592"/>
+    <w:lvl w:ilvl="0">
+      <w:start w:val="1"/>
+      <w:numFmt w:val="bullet"/>
+      <w:lvlText w:val=""/>
+      <w:lvlJc w:val="left"/>
+      <w:pPr>
+        <w:tabs>
+          <w:tab w:val="num" w:pos="720"/>
+        </w:tabs>
+        <w:ind w:left="720" w:hanging="360"/>
+      </w:pPr>
+      <w:rPr>
+        <w:rFonts w:ascii="Symbol" w:hAnsi="Symbol" w:hint="default"/>
+        <w:sz w:val="20"/>
+      </w:rPr>
+    </w:lvl>
+    <w:lvl w:ilvl="1" w:tentative="1">
+      <w:start w:val="1"/>
+      <w:numFmt w:val="bullet"/>
+      <w:lvlText w:val="o"/>
+      <w:lvlJc w:val="left"/>
+      <w:pPr>
+        <w:tabs>
+          <w:tab w:val="num" w:pos="1440"/>
+        </w:tabs>
+        <w:ind w:left="1440" w:hanging="360"/>
+      </w:pPr>
+      <w:rPr>
+        <w:rFonts w:ascii="Courier New" w:hAnsi="Courier New" w:hint="default"/>
+        <w:sz w:val="20"/>
+      </w:rPr>
+    </w:lvl>
+    <w:lvl w:ilvl="2" w:tentative="1">
+      <w:start w:val="1"/>
+      <w:numFmt w:val="bullet"/>
+      <w:lvlText w:val=""/>
+      <w:lvlJc w:val="left"/>
+      <w:pPr>
+        <w:tabs>
+          <w:tab w:val="num" w:pos="2160"/>
+        </w:tabs>
+        <w:ind w:left="2160" w:hanging="360"/>
+      </w:pPr>
+      <w:rPr>
+        <w:rFonts w:ascii="Wingdings" w:hAnsi="Wingdings" w:hint="default"/>
+        <w:sz w:val="20"/>
+      </w:rPr>
+    </w:lvl>
+    <w:lvl w:ilvl="3" w:tentative="1">
+      <w:start w:val="1"/>
+      <w:numFmt w:val="bullet"/>
+      <w:lvlText w:val=""/>
+      <w:lvlJc w:val="left"/>
+      <w:pPr>
+        <w:tabs>
+          <w:tab w:val="num" w:pos="2880"/>
+        </w:tabs>
+        <w:ind w:left="2880" w:hanging="360"/>
+      </w:pPr>
+      <w:rPr>
+        <w:rFonts w:ascii="Wingdings" w:hAnsi="Wingdings" w:hint="default"/>
+        <w:sz w:val="20"/>
+      </w:rPr>
+    </w:lvl>
+    <w:lvl w:ilvl="4" w:tentative="1">
+      <w:start w:val="1"/>
+      <w:numFmt w:val="bullet"/>
+      <w:lvlText w:val=""/>
+      <w:lvlJc w:val="left"/>
+      <w:pPr>
+        <w:tabs>
+          <w:tab w:val="num" w:pos="3600"/>
+        </w:tabs>
+        <w:ind w:left="3600" w:hanging="360"/>
+      </w:pPr>
+      <w:rPr>
+        <w:rFonts w:ascii="Wingdings" w:hAnsi="Wingdings" w:hint="default"/>
+        <w:sz w:val="20"/>
+      </w:rPr>
+    </w:lvl>
+    <w:lvl w:ilvl="5" w:tentative="1">
+      <w:start w:val="1"/>
+      <w:numFmt w:val="bullet"/>
+      <w:lvlText w:val=""/>
+      <w:lvlJc w:val="left"/>
+      <w:pPr>
+        <w:tabs>
+          <w:tab w:val="num" w:pos="4320"/>
+        </w:tabs>
+        <w:ind w:left="4320" w:hanging="360"/>
+      </w:pPr>
+      <w:rPr>
+        <w:rFonts w:ascii="Wingdings" w:hAnsi="Wingdings" w:hint="default"/>
+        <w:sz w:val="20"/>
+      </w:rPr>
+    </w:lvl>
+    <w:lvl w:ilvl="6" w:tentative="1">
+      <w:start w:val="1"/>
+      <w:numFmt w:val="bullet"/>
+      <w:lvlText w:val=""/>
+      <w:lvlJc w:val="left"/>
+      <w:pPr>
+        <w:tabs>
+          <w:tab w:val="num" w:pos="5040"/>
+        </w:tabs>
+        <w:ind w:left="5040" w:hanging="360"/>
+      </w:pPr>
+      <w:rPr>
+        <w:rFonts w:ascii="Wingdings" w:hAnsi="Wingdings" w:hint="default"/>
+        <w:sz w:val="20"/>
+      </w:rPr>
+    </w:lvl>
+    <w:lvl w:ilvl="7" w:tentative="1">
+      <w:start w:val="1"/>
+      <w:numFmt w:val="bullet"/>
+      <w:lvlText w:val=""/>
+      <w:lvlJc w:val="left"/>
+      <w:pPr>
+        <w:tabs>
+          <w:tab w:val="num" w:pos="5760"/>
+        </w:tabs>
+        <w:ind w:left="5760" w:hanging="360"/>
+      </w:pPr>
+      <w:rPr>
+        <w:rFonts w:ascii="Wingdings" w:hAnsi="Wingdings" w:hint="default"/>
+        <w:sz w:val="20"/>
+      </w:rPr>
+    </w:lvl>
+    <w:lvl w:ilvl="8" w:tentative="1">
+      <w:start w:val="1"/>
+      <w:numFmt w:val="bullet"/>
+      <w:lvlText w:val=""/>
+      <w:lvlJc w:val="left"/>
+      <w:pPr>
+        <w:tabs>
+          <w:tab w:val="num" w:pos="6480"/>
+        </w:tabs>
+        <w:ind w:left="6480" w:hanging="360"/>
+      </w:pPr>
+      <w:rPr>
+        <w:rFonts w:ascii="Wingdings" w:hAnsi="Wingdings" w:hint="default"/>
+        <w:sz w:val="20"/>
+      </w:rPr>
+    </w:lvl>
+  </w:abstractNum>
+  <w:abstractNum w:abstractNumId="6" w15:restartNumberingAfterBreak="0">
+    <w:nsid w:val="52BC3C91"/>
+    <w:multiLevelType w:val="multilevel"/>
+    <w:tmpl w:val="7230201E"/>
+    <w:lvl w:ilvl="0">
+      <w:start w:val="1"/>
+      <w:numFmt w:val="bullet"/>
+      <w:lvlText w:val=""/>
+      <w:lvlJc w:val="left"/>
+      <w:pPr>
+        <w:tabs>
+          <w:tab w:val="num" w:pos="720"/>
+        </w:tabs>
+        <w:ind w:left="720" w:hanging="360"/>
+      </w:pPr>
+      <w:rPr>
+        <w:rFonts w:ascii="Symbol" w:hAnsi="Symbol" w:hint="default"/>
+        <w:sz w:val="20"/>
+      </w:rPr>
+    </w:lvl>
+    <w:lvl w:ilvl="1" w:tentative="1">
+      <w:start w:val="1"/>
+      <w:numFmt w:val="bullet"/>
+      <w:lvlText w:val="o"/>
+      <w:lvlJc w:val="left"/>
+      <w:pPr>
+        <w:tabs>
+          <w:tab w:val="num" w:pos="1440"/>
+        </w:tabs>
+        <w:ind w:left="1440" w:hanging="360"/>
+      </w:pPr>
+      <w:rPr>
+        <w:rFonts w:ascii="Courier New" w:hAnsi="Courier New" w:hint="default"/>
+        <w:sz w:val="20"/>
+      </w:rPr>
+    </w:lvl>
+    <w:lvl w:ilvl="2" w:tentative="1">
+      <w:start w:val="1"/>
+      <w:numFmt w:val="bullet"/>
+      <w:lvlText w:val=""/>
+      <w:lvlJc w:val="left"/>
+      <w:pPr>
+        <w:tabs>
+          <w:tab w:val="num" w:pos="2160"/>
+        </w:tabs>
+        <w:ind w:left="2160" w:hanging="360"/>
+      </w:pPr>
+      <w:rPr>
+        <w:rFonts w:ascii="Wingdings" w:hAnsi="Wingdings" w:hint="default"/>
+        <w:sz w:val="20"/>
+      </w:rPr>
+    </w:lvl>
+    <w:lvl w:ilvl="3" w:tentative="1">
+      <w:start w:val="1"/>
+      <w:numFmt w:val="bullet"/>
+      <w:lvlText w:val=""/>
+      <w:lvlJc w:val="left"/>
+      <w:pPr>
+        <w:tabs>
+          <w:tab w:val="num" w:pos="2880"/>
+        </w:tabs>
+        <w:ind w:left="2880" w:hanging="360"/>
+      </w:pPr>
+      <w:rPr>
+        <w:rFonts w:ascii="Wingdings" w:hAnsi="Wingdings" w:hint="default"/>
+        <w:sz w:val="20"/>
+      </w:rPr>
+    </w:lvl>
+    <w:lvl w:ilvl="4" w:tentative="1">
+      <w:start w:val="1"/>
+      <w:numFmt w:val="bullet"/>
+      <w:lvlText w:val=""/>
+      <w:lvlJc w:val="left"/>
+      <w:pPr>
+        <w:tabs>
+          <w:tab w:val="num" w:pos="3600"/>
+        </w:tabs>
+        <w:ind w:left="3600" w:hanging="360"/>
+      </w:pPr>
+      <w:rPr>
+        <w:rFonts w:ascii="Wingdings" w:hAnsi="Wingdings" w:hint="default"/>
+        <w:sz w:val="20"/>
+      </w:rPr>
+    </w:lvl>
+    <w:lvl w:ilvl="5" w:tentative="1">
+      <w:start w:val="1"/>
+      <w:numFmt w:val="bullet"/>
+      <w:lvlText w:val=""/>
+      <w:lvlJc w:val="left"/>
+      <w:pPr>
+        <w:tabs>
+          <w:tab w:val="num" w:pos="4320"/>
+        </w:tabs>
+        <w:ind w:left="4320" w:hanging="360"/>
+      </w:pPr>
+      <w:rPr>
+        <w:rFonts w:ascii="Wingdings" w:hAnsi="Wingdings" w:hint="default"/>
+        <w:sz w:val="20"/>
+      </w:rPr>
+    </w:lvl>
+    <w:lvl w:ilvl="6" w:tentative="1">
+      <w:start w:val="1"/>
+      <w:numFmt w:val="bullet"/>
+      <w:lvlText w:val=""/>
+      <w:lvlJc w:val="left"/>
+      <w:pPr>
+        <w:tabs>
+          <w:tab w:val="num" w:pos="5040"/>
+        </w:tabs>
+        <w:ind w:left="5040" w:hanging="360"/>
+      </w:pPr>
+      <w:rPr>
+        <w:rFonts w:ascii="Wingdings" w:hAnsi="Wingdings" w:hint="default"/>
+        <w:sz w:val="20"/>
+      </w:rPr>
+    </w:lvl>
+    <w:lvl w:ilvl="7" w:tentative="1">
+      <w:start w:val="1"/>
+      <w:numFmt w:val="bullet"/>
+      <w:lvlText w:val=""/>
+      <w:lvlJc w:val="left"/>
+      <w:pPr>
+        <w:tabs>
+          <w:tab w:val="num" w:pos="5760"/>
+        </w:tabs>
+        <w:ind w:left="5760" w:hanging="360"/>
+      </w:pPr>
+      <w:rPr>
+        <w:rFonts w:ascii="Wingdings" w:hAnsi="Wingdings" w:hint="default"/>
+        <w:sz w:val="20"/>
+      </w:rPr>
+    </w:lvl>
+    <w:lvl w:ilvl="8" w:tentative="1">
+      <w:start w:val="1"/>
+      <w:numFmt w:val="bullet"/>
+      <w:lvlText w:val=""/>
+      <w:lvlJc w:val="left"/>
+      <w:pPr>
+        <w:tabs>
+          <w:tab w:val="num" w:pos="6480"/>
+        </w:tabs>
+        <w:ind w:left="6480" w:hanging="360"/>
+      </w:pPr>
+      <w:rPr>
+        <w:rFonts w:ascii="Wingdings" w:hAnsi="Wingdings" w:hint="default"/>
+        <w:sz w:val="20"/>
+      </w:rPr>
+    </w:lvl>
+  </w:abstractNum>
+  <w:abstractNum w:abstractNumId="7" w15:restartNumberingAfterBreak="0">
+    <w:nsid w:val="5B0F1425"/>
+    <w:multiLevelType w:val="multilevel"/>
+    <w:tmpl w:val="06B8FB04"/>
+    <w:lvl w:ilvl="0">
+      <w:start w:val="1"/>
+      <w:numFmt w:val="bullet"/>
+      <w:lvlText w:val=""/>
+      <w:lvlJc w:val="left"/>
+      <w:pPr>
+        <w:tabs>
+          <w:tab w:val="num" w:pos="720"/>
+        </w:tabs>
+        <w:ind w:left="720" w:hanging="360"/>
+      </w:pPr>
+      <w:rPr>
+        <w:rFonts w:ascii="Symbol" w:hAnsi="Symbol" w:hint="default"/>
+        <w:sz w:val="20"/>
+      </w:rPr>
+    </w:lvl>
+    <w:lvl w:ilvl="1" w:tentative="1">
+      <w:start w:val="1"/>
+      <w:numFmt w:val="bullet"/>
+      <w:lvlText w:val="o"/>
+      <w:lvlJc w:val="left"/>
+      <w:pPr>
+        <w:tabs>
+          <w:tab w:val="num" w:pos="1440"/>
+        </w:tabs>
+        <w:ind w:left="1440" w:hanging="360"/>
+      </w:pPr>
+      <w:rPr>
+        <w:rFonts w:ascii="Courier New" w:hAnsi="Courier New" w:hint="default"/>
+        <w:sz w:val="20"/>
+      </w:rPr>
+    </w:lvl>
+    <w:lvl w:ilvl="2" w:tentative="1">
+      <w:start w:val="1"/>
+      <w:numFmt w:val="bullet"/>
+      <w:lvlText w:val=""/>
+      <w:lvlJc w:val="left"/>
+      <w:pPr>
+        <w:tabs>
+          <w:tab w:val="num" w:pos="2160"/>
+        </w:tabs>
+        <w:ind w:left="2160" w:hanging="360"/>
+      </w:pPr>
+      <w:rPr>
+        <w:rFonts w:ascii="Wingdings" w:hAnsi="Wingdings" w:hint="default"/>
+        <w:sz w:val="20"/>
+      </w:rPr>
+    </w:lvl>
+    <w:lvl w:ilvl="3" w:tentative="1">
+      <w:start w:val="1"/>
+      <w:numFmt w:val="bullet"/>
+      <w:lvlText w:val=""/>
+      <w:lvlJc w:val="left"/>
+      <w:pPr>
+        <w:tabs>
+          <w:tab w:val="num" w:pos="2880"/>
+        </w:tabs>
+        <w:ind w:left="2880" w:hanging="360"/>
+      </w:pPr>
+      <w:rPr>
+        <w:rFonts w:ascii="Wingdings" w:hAnsi="Wingdings" w:hint="default"/>
+        <w:sz w:val="20"/>
+      </w:rPr>
+    </w:lvl>
+    <w:lvl w:ilvl="4" w:tentative="1">
+      <w:start w:val="1"/>
+      <w:numFmt w:val="bullet"/>
+      <w:lvlText w:val=""/>
+      <w:lvlJc w:val="left"/>
+      <w:pPr>
+        <w:tabs>
+          <w:tab w:val="num" w:pos="3600"/>
+        </w:tabs>
+        <w:ind w:left="3600" w:hanging="360"/>
+      </w:pPr>
+      <w:rPr>
+        <w:rFonts w:ascii="Wingdings" w:hAnsi="Wingdings" w:hint="default"/>
+        <w:sz w:val="20"/>
+      </w:rPr>
+    </w:lvl>
+    <w:lvl w:ilvl="5" w:tentative="1">
+      <w:start w:val="1"/>
+      <w:numFmt w:val="bullet"/>
+      <w:lvlText w:val=""/>
+      <w:lvlJc w:val="left"/>
+      <w:pPr>
+        <w:tabs>
+          <w:tab w:val="num" w:pos="4320"/>
+        </w:tabs>
+        <w:ind w:left="4320" w:hanging="360"/>
+      </w:pPr>
+      <w:rPr>
+        <w:rFonts w:ascii="Wingdings" w:hAnsi="Wingdings" w:hint="default"/>
+        <w:sz w:val="20"/>
+      </w:rPr>
+    </w:lvl>
+    <w:lvl w:ilvl="6" w:tentative="1">
+      <w:start w:val="1"/>
+      <w:numFmt w:val="bullet"/>
+      <w:lvlText w:val=""/>
+      <w:lvlJc w:val="left"/>
+      <w:pPr>
+        <w:tabs>
+          <w:tab w:val="num" w:pos="5040"/>
+        </w:tabs>
+        <w:ind w:left="5040" w:hanging="360"/>
+      </w:pPr>
+      <w:rPr>
+        <w:rFonts w:ascii="Wingdings" w:hAnsi="Wingdings" w:hint="default"/>
+        <w:sz w:val="20"/>
+      </w:rPr>
+    </w:lvl>
+    <w:lvl w:ilvl="7" w:tentative="1">
+      <w:start w:val="1"/>
+      <w:numFmt w:val="bullet"/>
+      <w:lvlText w:val=""/>
+      <w:lvlJc w:val="left"/>
+      <w:pPr>
+        <w:tabs>
+          <w:tab w:val="num" w:pos="5760"/>
+        </w:tabs>
+        <w:ind w:left="5760" w:hanging="360"/>
+      </w:pPr>
+      <w:rPr>
+        <w:rFonts w:ascii="Wingdings" w:hAnsi="Wingdings" w:hint="default"/>
+        <w:sz w:val="20"/>
+      </w:rPr>
+    </w:lvl>
+    <w:lvl w:ilvl="8" w:tentative="1">
+      <w:start w:val="1"/>
+      <w:numFmt w:val="bullet"/>
+      <w:lvlText w:val=""/>
+      <w:lvlJc w:val="left"/>
+      <w:pPr>
+        <w:tabs>
+          <w:tab w:val="num" w:pos="6480"/>
+        </w:tabs>
+        <w:ind w:left="6480" w:hanging="360"/>
+      </w:pPr>
+      <w:rPr>
+        <w:rFonts w:ascii="Wingdings" w:hAnsi="Wingdings" w:hint="default"/>
+        <w:sz w:val="20"/>
+      </w:rPr>
+    </w:lvl>
+  </w:abstractNum>
+  <w:abstractNum w:abstractNumId="8" w15:restartNumberingAfterBreak="0">
+    <w:nsid w:val="678820F7"/>
+    <w:multiLevelType w:val="multilevel"/>
+    <w:tmpl w:val="B4106BFC"/>
+    <w:lvl w:ilvl="0">
+      <w:start w:val="1"/>
+      <w:numFmt w:val="bullet"/>
+      <w:lvlText w:val=""/>
+      <w:lvlJc w:val="left"/>
+      <w:pPr>
+        <w:tabs>
+          <w:tab w:val="num" w:pos="720"/>
+        </w:tabs>
+        <w:ind w:left="720" w:hanging="360"/>
+      </w:pPr>
+      <w:rPr>
+        <w:rFonts w:ascii="Symbol" w:hAnsi="Symbol" w:hint="default"/>
+        <w:sz w:val="20"/>
+      </w:rPr>
+    </w:lvl>
+    <w:lvl w:ilvl="1" w:tentative="1">
+      <w:start w:val="1"/>
+      <w:numFmt w:val="bullet"/>
+      <w:lvlText w:val="o"/>
+      <w:lvlJc w:val="left"/>
+      <w:pPr>
+        <w:tabs>
+          <w:tab w:val="num" w:pos="1440"/>
+        </w:tabs>
+        <w:ind w:left="1440" w:hanging="360"/>
+      </w:pPr>
+      <w:rPr>
+        <w:rFonts w:ascii="Courier New" w:hAnsi="Courier New" w:hint="default"/>
+        <w:sz w:val="20"/>
+      </w:rPr>
+    </w:lvl>
+    <w:lvl w:ilvl="2" w:tentative="1">
+      <w:start w:val="1"/>
+      <w:numFmt w:val="bullet"/>
+      <w:lvlText w:val=""/>
+      <w:lvlJc w:val="left"/>
+      <w:pPr>
+        <w:tabs>
+          <w:tab w:val="num" w:pos="2160"/>
+        </w:tabs>
+        <w:ind w:left="2160" w:hanging="360"/>
+      </w:pPr>
+      <w:rPr>
+        <w:rFonts w:ascii="Wingdings" w:hAnsi="Wingdings" w:hint="default"/>
+        <w:sz w:val="20"/>
+      </w:rPr>
+    </w:lvl>
+    <w:lvl w:ilvl="3" w:tentative="1">
+      <w:start w:val="1"/>
+      <w:numFmt w:val="bullet"/>
+      <w:lvlText w:val=""/>
+      <w:lvlJc w:val="left"/>
+      <w:pPr>
+        <w:tabs>
+          <w:tab w:val="num" w:pos="2880"/>
+        </w:tabs>
+        <w:ind w:left="2880" w:hanging="360"/>
+      </w:pPr>
+      <w:rPr>
+        <w:rFonts w:ascii="Wingdings" w:hAnsi="Wingdings" w:hint="default"/>
+        <w:sz w:val="20"/>
+      </w:rPr>
+    </w:lvl>
+    <w:lvl w:ilvl="4" w:tentative="1">
+      <w:start w:val="1"/>
+      <w:numFmt w:val="bullet"/>
+      <w:lvlText w:val=""/>
+      <w:lvlJc w:val="left"/>
+      <w:pPr>
+        <w:tabs>
+          <w:tab w:val="num" w:pos="3600"/>
+        </w:tabs>
+        <w:ind w:left="3600" w:hanging="360"/>
+      </w:pPr>
+      <w:rPr>
+        <w:rFonts w:ascii="Wingdings" w:hAnsi="Wingdings" w:hint="default"/>
+        <w:sz w:val="20"/>
+      </w:rPr>
+    </w:lvl>
+    <w:lvl w:ilvl="5" w:tentative="1">
+      <w:start w:val="1"/>
+      <w:numFmt w:val="bullet"/>
+      <w:lvlText w:val=""/>
+      <w:lvlJc w:val="left"/>
+      <w:pPr>
+        <w:tabs>
+          <w:tab w:val="num" w:pos="4320"/>
+        </w:tabs>
+        <w:ind w:left="4320" w:hanging="360"/>
+      </w:pPr>
+      <w:rPr>
+        <w:rFonts w:ascii="Wingdings" w:hAnsi="Wingdings" w:hint="default"/>
+        <w:sz w:val="20"/>
+      </w:rPr>
+    </w:lvl>
+    <w:lvl w:ilvl="6" w:tentative="1">
+      <w:start w:val="1"/>
+      <w:numFmt w:val="bullet"/>
+      <w:lvlText w:val=""/>
+      <w:lvlJc w:val="left"/>
+      <w:pPr>
+        <w:tabs>
+          <w:tab w:val="num" w:pos="5040"/>
+        </w:tabs>
+        <w:ind w:left="5040" w:hanging="360"/>
+      </w:pPr>
+      <w:rPr>
+        <w:rFonts w:ascii="Wingdings" w:hAnsi="Wingdings" w:hint="default"/>
+        <w:sz w:val="20"/>
+      </w:rPr>
+    </w:lvl>
+    <w:lvl w:ilvl="7" w:tentative="1">
+      <w:start w:val="1"/>
+      <w:numFmt w:val="bullet"/>
+      <w:lvlText w:val=""/>
+      <w:lvlJc w:val="left"/>
+      <w:pPr>
+        <w:tabs>
+          <w:tab w:val="num" w:pos="5760"/>
+        </w:tabs>
+        <w:ind w:left="5760" w:hanging="360"/>
+      </w:pPr>
+      <w:rPr>
+        <w:rFonts w:ascii="Wingdings" w:hAnsi="Wingdings" w:hint="default"/>
+        <w:sz w:val="20"/>
+      </w:rPr>
+    </w:lvl>
+    <w:lvl w:ilvl="8" w:tentative="1">
+      <w:start w:val="1"/>
+      <w:numFmt w:val="bullet"/>
+      <w:lvlText w:val=""/>
+      <w:lvlJc w:val="left"/>
+      <w:pPr>
+        <w:tabs>
+          <w:tab w:val="num" w:pos="6480"/>
+        </w:tabs>
+        <w:ind w:left="6480" w:hanging="360"/>
+      </w:pPr>
+      <w:rPr>
+        <w:rFonts w:ascii="Wingdings" w:hAnsi="Wingdings" w:hint="default"/>
+        <w:sz w:val="20"/>
+      </w:rPr>
+    </w:lvl>
+  </w:abstractNum>
+  <w:abstractNum w:abstractNumId="9" w15:restartNumberingAfterBreak="0">
+    <w:nsid w:val="6AA1677E"/>
+    <w:multiLevelType w:val="multilevel"/>
+    <w:tmpl w:val="0E6452EA"/>
+    <w:lvl w:ilvl="0">
+      <w:start w:val="1"/>
+      <w:numFmt w:val="bullet"/>
+      <w:lvlText w:val=""/>
+      <w:lvlJc w:val="left"/>
+      <w:pPr>
+        <w:tabs>
+          <w:tab w:val="num" w:pos="720"/>
+        </w:tabs>
+        <w:ind w:left="720" w:hanging="360"/>
+      </w:pPr>
+      <w:rPr>
+        <w:rFonts w:ascii="Symbol" w:hAnsi="Symbol" w:hint="default"/>
+        <w:sz w:val="20"/>
+      </w:rPr>
+    </w:lvl>
+    <w:lvl w:ilvl="1" w:tentative="1">
+      <w:start w:val="1"/>
+      <w:numFmt w:val="bullet"/>
+      <w:lvlText w:val="o"/>
+      <w:lvlJc w:val="left"/>
+      <w:pPr>
+        <w:tabs>
+          <w:tab w:val="num" w:pos="1440"/>
+        </w:tabs>
+        <w:ind w:left="1440" w:hanging="360"/>
+      </w:pPr>
+      <w:rPr>
+        <w:rFonts w:ascii="Courier New" w:hAnsi="Courier New" w:hint="default"/>
+        <w:sz w:val="20"/>
+      </w:rPr>
+    </w:lvl>
+    <w:lvl w:ilvl="2" w:tentative="1">
+      <w:start w:val="1"/>
+      <w:numFmt w:val="bullet"/>
+      <w:lvlText w:val=""/>
+      <w:lvlJc w:val="left"/>
+      <w:pPr>
+        <w:tabs>
+          <w:tab w:val="num" w:pos="2160"/>
+        </w:tabs>
+        <w:ind w:left="2160" w:hanging="360"/>
+      </w:pPr>
+      <w:rPr>
+        <w:rFonts w:ascii="Wingdings" w:hAnsi="Wingdings" w:hint="default"/>
+        <w:sz w:val="20"/>
+      </w:rPr>
+    </w:lvl>
+    <w:lvl w:ilvl="3" w:tentative="1">
+      <w:start w:val="1"/>
+      <w:numFmt w:val="bullet"/>
+      <w:lvlText w:val=""/>
+      <w:lvlJc w:val="left"/>
+      <w:pPr>
+        <w:tabs>
+          <w:tab w:val="num" w:pos="2880"/>
+        </w:tabs>
+        <w:ind w:left="2880" w:hanging="360"/>
+      </w:pPr>
+      <w:rPr>
+        <w:rFonts w:ascii="Wingdings" w:hAnsi="Wingdings" w:hint="default"/>
+        <w:sz w:val="20"/>
+      </w:rPr>
+    </w:lvl>
+    <w:lvl w:ilvl="4" w:tentative="1">
+      <w:start w:val="1"/>
+      <w:numFmt w:val="bullet"/>
+      <w:lvlText w:val=""/>
+      <w:lvlJc w:val="left"/>
+      <w:pPr>
+        <w:tabs>
+          <w:tab w:val="num" w:pos="3600"/>
+        </w:tabs>
+        <w:ind w:left="3600" w:hanging="360"/>
+      </w:pPr>
+      <w:rPr>
+        <w:rFonts w:ascii="Wingdings" w:hAnsi="Wingdings" w:hint="default"/>
+        <w:sz w:val="20"/>
+      </w:rPr>
+    </w:lvl>
+    <w:lvl w:ilvl="5" w:tentative="1">
+      <w:start w:val="1"/>
+      <w:numFmt w:val="bullet"/>
+      <w:lvlText w:val=""/>
+      <w:lvlJc w:val="left"/>
+      <w:pPr>
+        <w:tabs>
+          <w:tab w:val="num" w:pos="4320"/>
+        </w:tabs>
+        <w:ind w:left="4320" w:hanging="360"/>
+      </w:pPr>
+      <w:rPr>
+        <w:rFonts w:ascii="Wingdings" w:hAnsi="Wingdings" w:hint="default"/>
+        <w:sz w:val="20"/>
+      </w:rPr>
+    </w:lvl>
+    <w:lvl w:ilvl="6" w:tentative="1">
+      <w:start w:val="1"/>
+      <w:numFmt w:val="bullet"/>
+      <w:lvlText w:val=""/>
+      <w:lvlJc w:val="left"/>
+      <w:pPr>
+        <w:tabs>
+          <w:tab w:val="num" w:pos="5040"/>
+        </w:tabs>
+        <w:ind w:left="5040" w:hanging="360"/>
+      </w:pPr>
+      <w:rPr>
+        <w:rFonts w:ascii="Wingdings" w:hAnsi="Wingdings" w:hint="default"/>
+        <w:sz w:val="20"/>
+      </w:rPr>
+    </w:lvl>
+    <w:lvl w:ilvl="7" w:tentative="1">
+      <w:start w:val="1"/>
+      <w:numFmt w:val="bullet"/>
+      <w:lvlText w:val=""/>
+      <w:lvlJc w:val="left"/>
+      <w:pPr>
+        <w:tabs>
+          <w:tab w:val="num" w:pos="5760"/>
+        </w:tabs>
+        <w:ind w:left="5760" w:hanging="360"/>
+      </w:pPr>
+      <w:rPr>
+        <w:rFonts w:ascii="Wingdings" w:hAnsi="Wingdings" w:hint="default"/>
+        <w:sz w:val="20"/>
+      </w:rPr>
+    </w:lvl>
+    <w:lvl w:ilvl="8" w:tentative="1">
+      <w:start w:val="1"/>
+      <w:numFmt w:val="bullet"/>
+      <w:lvlText w:val=""/>
+      <w:lvlJc w:val="left"/>
+      <w:pPr>
+        <w:tabs>
+          <w:tab w:val="num" w:pos="6480"/>
+        </w:tabs>
+        <w:ind w:left="6480" w:hanging="360"/>
+      </w:pPr>
+      <w:rPr>
+        <w:rFonts w:ascii="Wingdings" w:hAnsi="Wingdings" w:hint="default"/>
+        <w:sz w:val="20"/>
+      </w:rPr>
+    </w:lvl>
+  </w:abstractNum>
+  <w:abstractNum w:abstractNumId="10" w15:restartNumberingAfterBreak="0">
+    <w:nsid w:val="74F708DF"/>
+    <w:multiLevelType w:val="multilevel"/>
+    <w:tmpl w:val="123606B4"/>
+    <w:lvl w:ilvl="0">
+      <w:start w:val="1"/>
+      <w:numFmt w:val="bullet"/>
+      <w:lvlText w:val=""/>
+      <w:lvlJc w:val="left"/>
+      <w:pPr>
+        <w:tabs>
+          <w:tab w:val="num" w:pos="720"/>
+        </w:tabs>
+        <w:ind w:left="720" w:hanging="360"/>
+      </w:pPr>
+      <w:rPr>
+        <w:rFonts w:ascii="Symbol" w:hAnsi="Symbol" w:hint="default"/>
+        <w:sz w:val="20"/>
+      </w:rPr>
+    </w:lvl>
+    <w:lvl w:ilvl="1" w:tentative="1">
+      <w:start w:val="1"/>
+      <w:numFmt w:val="bullet"/>
+      <w:lvlText w:val="o"/>
+      <w:lvlJc w:val="left"/>
+      <w:pPr>
+        <w:tabs>
+          <w:tab w:val="num" w:pos="1440"/>
+        </w:tabs>
+        <w:ind w:left="1440" w:hanging="360"/>
+      </w:pPr>
+      <w:rPr>
+        <w:rFonts w:ascii="Courier New" w:hAnsi="Courier New" w:hint="default"/>
+        <w:sz w:val="20"/>
+      </w:rPr>
+    </w:lvl>
+    <w:lvl w:ilvl="2" w:tentative="1">
+      <w:start w:val="1"/>
+      <w:numFmt w:val="bullet"/>
+      <w:lvlText w:val=""/>
+      <w:lvlJc w:val="left"/>
+      <w:pPr>
+        <w:tabs>
+          <w:tab w:val="num" w:pos="2160"/>
+        </w:tabs>
+        <w:ind w:left="2160" w:hanging="360"/>
+      </w:pPr>
+      <w:rPr>
+        <w:rFonts w:ascii="Wingdings" w:hAnsi="Wingdings" w:hint="default"/>
+        <w:sz w:val="20"/>
+      </w:rPr>
+    </w:lvl>
+    <w:lvl w:ilvl="3" w:tentative="1">
+      <w:start w:val="1"/>
+      <w:numFmt w:val="bullet"/>
+      <w:lvlText w:val=""/>
+      <w:lvlJc w:val="left"/>
+      <w:pPr>
+        <w:tabs>
+          <w:tab w:val="num" w:pos="2880"/>
+        </w:tabs>
+        <w:ind w:left="2880" w:hanging="360"/>
+      </w:pPr>
+      <w:rPr>
+        <w:rFonts w:ascii="Wingdings" w:hAnsi="Wingdings" w:hint="default"/>
+        <w:sz w:val="20"/>
+      </w:rPr>
+    </w:lvl>
+    <w:lvl w:ilvl="4" w:tentative="1">
+      <w:start w:val="1"/>
+      <w:numFmt w:val="bullet"/>
+      <w:lvlText w:val=""/>
+      <w:lvlJc w:val="left"/>
+      <w:pPr>
+        <w:tabs>
+          <w:tab w:val="num" w:pos="3600"/>
+        </w:tabs>
+        <w:ind w:left="3600" w:hanging="360"/>
+      </w:pPr>
+      <w:rPr>
+        <w:rFonts w:ascii="Wingdings" w:hAnsi="Wingdings" w:hint="default"/>
+        <w:sz w:val="20"/>
+      </w:rPr>
+    </w:lvl>
+    <w:lvl w:ilvl="5" w:tentative="1">
+      <w:start w:val="1"/>
+      <w:numFmt w:val="bullet"/>
+      <w:lvlText w:val=""/>
+      <w:lvlJc w:val="left"/>
+      <w:pPr>
+        <w:tabs>
+          <w:tab w:val="num" w:pos="4320"/>
+        </w:tabs>
+        <w:ind w:left="4320" w:hanging="360"/>
+      </w:pPr>
+      <w:rPr>
+        <w:rFonts w:ascii="Wingdings" w:hAnsi="Wingdings" w:hint="default"/>
+        <w:sz w:val="20"/>
+      </w:rPr>
+    </w:lvl>
+    <w:lvl w:ilvl="6" w:tentative="1">
+      <w:start w:val="1"/>
+      <w:numFmt w:val="bullet"/>
+      <w:lvlText w:val=""/>
+      <w:lvlJc w:val="left"/>
+      <w:pPr>
+        <w:tabs>
+          <w:tab w:val="num" w:pos="5040"/>
+        </w:tabs>
+        <w:ind w:left="5040" w:hanging="360"/>
+      </w:pPr>
+      <w:rPr>
+        <w:rFonts w:ascii="Wingdings" w:hAnsi="Wingdings" w:hint="default"/>
+        <w:sz w:val="20"/>
+      </w:rPr>
+    </w:lvl>
+    <w:lvl w:ilvl="7" w:tentative="1">
+      <w:start w:val="1"/>
+      <w:numFmt w:val="bullet"/>
+      <w:lvlText w:val=""/>
+      <w:lvlJc w:val="left"/>
+      <w:pPr>
+        <w:tabs>
+          <w:tab w:val="num" w:pos="5760"/>
+        </w:tabs>
+        <w:ind w:left="5760" w:hanging="360"/>
+      </w:pPr>
+      <w:rPr>
+        <w:rFonts w:ascii="Wingdings" w:hAnsi="Wingdings" w:hint="default"/>
+        <w:sz w:val="20"/>
+      </w:rPr>
+    </w:lvl>
+    <w:lvl w:ilvl="8" w:tentative="1">
+      <w:start w:val="1"/>
+      <w:numFmt w:val="bullet"/>
+      <w:lvlText w:val=""/>
+      <w:lvlJc w:val="left"/>
+      <w:pPr>
+        <w:tabs>
+          <w:tab w:val="num" w:pos="6480"/>
+        </w:tabs>
+        <w:ind w:left="6480" w:hanging="360"/>
+      </w:pPr>
+      <w:rPr>
+        <w:rFonts w:ascii="Wingdings" w:hAnsi="Wingdings" w:hint="default"/>
+        <w:sz w:val="20"/>
+      </w:rPr>
+    </w:lvl>
+  </w:abstractNum>
+  <w:abstractNum w:abstractNumId="11" w15:restartNumberingAfterBreak="0">
+    <w:nsid w:val="7B606AAA"/>
+    <w:multiLevelType w:val="multilevel"/>
+    <w:tmpl w:val="75189E5E"/>
+    <w:lvl w:ilvl="0">
+      <w:start w:val="1"/>
+      <w:numFmt w:val="bullet"/>
+      <w:lvlText w:val=""/>
+      <w:lvlJc w:val="left"/>
+      <w:pPr>
+        <w:tabs>
+          <w:tab w:val="num" w:pos="720"/>
+        </w:tabs>
+        <w:ind w:left="720" w:hanging="360"/>
+      </w:pPr>
+      <w:rPr>
+        <w:rFonts w:ascii="Symbol" w:hAnsi="Symbol" w:hint="default"/>
+        <w:sz w:val="20"/>
+      </w:rPr>
+    </w:lvl>
+    <w:lvl w:ilvl="1" w:tentative="1">
+      <w:start w:val="1"/>
+      <w:numFmt w:val="bullet"/>
+      <w:lvlText w:val="o"/>
+      <w:lvlJc w:val="left"/>
+      <w:pPr>
+        <w:tabs>
+          <w:tab w:val="num" w:pos="1440"/>
+        </w:tabs>
+        <w:ind w:left="1440" w:hanging="360"/>
+      </w:pPr>
+      <w:rPr>
+        <w:rFonts w:ascii="Courier New" w:hAnsi="Courier New" w:hint="default"/>
+        <w:sz w:val="20"/>
+      </w:rPr>
+    </w:lvl>
+    <w:lvl w:ilvl="2" w:tentative="1">
+      <w:start w:val="1"/>
+      <w:numFmt w:val="bullet"/>
+      <w:lvlText w:val=""/>
+      <w:lvlJc w:val="left"/>
+      <w:pPr>
+        <w:tabs>
+          <w:tab w:val="num" w:pos="2160"/>
+        </w:tabs>
+        <w:ind w:left="2160" w:hanging="360"/>
+      </w:pPr>
+      <w:rPr>
+        <w:rFonts w:ascii="Wingdings" w:hAnsi="Wingdings" w:hint="default"/>
+        <w:sz w:val="20"/>
+      </w:rPr>
+    </w:lvl>
+    <w:lvl w:ilvl="3" w:tentative="1">
+      <w:start w:val="1"/>
+      <w:numFmt w:val="bullet"/>
+      <w:lvlText w:val=""/>
+      <w:lvlJc w:val="left"/>
+      <w:pPr>
+        <w:tabs>
+          <w:tab w:val="num" w:pos="2880"/>
+        </w:tabs>
+        <w:ind w:left="2880" w:hanging="360"/>
+      </w:pPr>
+      <w:rPr>
+        <w:rFonts w:ascii="Wingdings" w:hAnsi="Wingdings" w:hint="default"/>
+        <w:sz w:val="20"/>
+      </w:rPr>
+    </w:lvl>
+    <w:lvl w:ilvl="4" w:tentative="1">
+      <w:start w:val="1"/>
+      <w:numFmt w:val="bullet"/>
+      <w:lvlText w:val=""/>
+      <w:lvlJc w:val="left"/>
+      <w:pPr>
+        <w:tabs>
+          <w:tab w:val="num" w:pos="3600"/>
+        </w:tabs>
+        <w:ind w:left="3600" w:hanging="360"/>
+      </w:pPr>
+      <w:rPr>
+        <w:rFonts w:ascii="Wingdings" w:hAnsi="Wingdings" w:hint="default"/>
+        <w:sz w:val="20"/>
+      </w:rPr>
+    </w:lvl>
+    <w:lvl w:ilvl="5" w:tentative="1">
+      <w:start w:val="1"/>
+      <w:numFmt w:val="bullet"/>
+      <w:lvlText w:val=""/>
+      <w:lvlJc w:val="left"/>
+      <w:pPr>
+        <w:tabs>
+          <w:tab w:val="num" w:pos="4320"/>
+        </w:tabs>
+        <w:ind w:left="4320" w:hanging="360"/>
+      </w:pPr>
+      <w:rPr>
+        <w:rFonts w:ascii="Wingdings" w:hAnsi="Wingdings" w:hint="default"/>
+        <w:sz w:val="20"/>
+      </w:rPr>
+    </w:lvl>
+    <w:lvl w:ilvl="6" w:tentative="1">
+      <w:start w:val="1"/>
+      <w:numFmt w:val="bullet"/>
+      <w:lvlText w:val=""/>
+      <w:lvlJc w:val="left"/>
+      <w:pPr>
+        <w:tabs>
+          <w:tab w:val="num" w:pos="5040"/>
+        </w:tabs>
+        <w:ind w:left="5040" w:hanging="360"/>
+      </w:pPr>
+      <w:rPr>
+        <w:rFonts w:ascii="Wingdings" w:hAnsi="Wingdings" w:hint="default"/>
+        <w:sz w:val="20"/>
+      </w:rPr>
+    </w:lvl>
+    <w:lvl w:ilvl="7" w:tentative="1">
+      <w:start w:val="1"/>
+      <w:numFmt w:val="bullet"/>
+      <w:lvlText w:val=""/>
+      <w:lvlJc w:val="left"/>
+      <w:pPr>
+        <w:tabs>
+          <w:tab w:val="num" w:pos="5760"/>
+        </w:tabs>
+        <w:ind w:left="5760" w:hanging="360"/>
+      </w:pPr>
+      <w:rPr>
+        <w:rFonts w:ascii="Wingdings" w:hAnsi="Wingdings" w:hint="default"/>
+        <w:sz w:val="20"/>
+      </w:rPr>
+    </w:lvl>
+    <w:lvl w:ilvl="8" w:tentative="1">
+      <w:start w:val="1"/>
+      <w:numFmt w:val="bullet"/>
+      <w:lvlText w:val=""/>
+      <w:lvlJc w:val="left"/>
+      <w:pPr>
+        <w:tabs>
+          <w:tab w:val="num" w:pos="6480"/>
+        </w:tabs>
+        <w:ind w:left="6480" w:hanging="360"/>
+      </w:pPr>
+      <w:rPr>
+        <w:rFonts w:ascii="Wingdings" w:hAnsi="Wingdings" w:hint="default"/>
+        <w:sz w:val="20"/>
+      </w:rPr>
+    </w:lvl>
+  </w:abstractNum>
+  <w:num w:numId="1" w16cid:durableId="1318656562">
+    <w:abstractNumId w:val="6"/>
+  </w:num>
+  <w:num w:numId="2" w16cid:durableId="1301232327">
+    <w:abstractNumId w:val="1"/>
+  </w:num>
+  <w:num w:numId="3" w16cid:durableId="986128076">
+    <w:abstractNumId w:val="0"/>
+  </w:num>
+  <w:num w:numId="4" w16cid:durableId="1824275615">
+    <w:abstractNumId w:val="5"/>
+  </w:num>
+  <w:num w:numId="5" w16cid:durableId="241642111">
+    <w:abstractNumId w:val="8"/>
+  </w:num>
+  <w:num w:numId="6" w16cid:durableId="129518459">
+    <w:abstractNumId w:val="11"/>
+  </w:num>
+  <w:num w:numId="7" w16cid:durableId="1088312857">
+    <w:abstractNumId w:val="7"/>
+  </w:num>
+  <w:num w:numId="8" w16cid:durableId="933173919">
+    <w:abstractNumId w:val="4"/>
+  </w:num>
+  <w:num w:numId="9" w16cid:durableId="1696417006">
+    <w:abstractNumId w:val="2"/>
+  </w:num>
+  <w:num w:numId="10" w16cid:durableId="1689673626">
+    <w:abstractNumId w:val="3"/>
+  </w:num>
+  <w:num w:numId="11" w16cid:durableId="889077110">
+    <w:abstractNumId w:val="9"/>
+  </w:num>
+  <w:num w:numId="12" w16cid:durableId="1260677207">
+    <w:abstractNumId w:val="10"/>
+  </w:num>
+</w:numbering>
 </file>
 
 <file path=word/styles.xml><?xml version="1.0" encoding="utf-8"?>
@@ -1230,6 +4097,80 @@
       <w:spacing w:val="5"/>
     </w:rPr>
   </w:style>
+  <w:style w:type="paragraph" w:customStyle="1" w:styleId="se-text-paragraph">
+    <w:name w:val="se-text-paragraph"/>
+    <w:basedOn w:val="a"/>
+    <w:rsid w:val="00AB53EC"/>
+    <w:pPr>
+      <w:widowControl/>
+      <w:wordWrap/>
+      <w:autoSpaceDE/>
+      <w:autoSpaceDN/>
+      <w:spacing w:before="100" w:beforeAutospacing="1" w:after="100" w:afterAutospacing="1"/>
+    </w:pPr>
+    <w:rPr>
+      <w:rFonts w:ascii="굴림" w:eastAsia="굴림" w:hAnsi="굴림" w:cs="굴림"/>
+      <w:kern w:val="0"/>
+      <w:sz w:val="24"/>
+      <w14:ligatures w14:val="none"/>
+    </w:rPr>
+  </w:style>
+  <w:style w:type="character" w:customStyle="1" w:styleId="se-emoji">
+    <w:name w:val="se-emoji"/>
+    <w:basedOn w:val="a0"/>
+    <w:rsid w:val="00AB53EC"/>
+  </w:style>
+  <w:style w:type="character" w:customStyle="1" w:styleId="se-ff-nanumgothic">
+    <w:name w:val="se-ff-nanumgothic"/>
+    <w:basedOn w:val="a0"/>
+    <w:rsid w:val="00AB53EC"/>
+  </w:style>
+  <w:style w:type="paragraph" w:customStyle="1" w:styleId="se-cell-controlbar-item">
+    <w:name w:val="se-cell-controlbar-item"/>
+    <w:basedOn w:val="a"/>
+    <w:rsid w:val="00AB53EC"/>
+    <w:pPr>
+      <w:widowControl/>
+      <w:wordWrap/>
+      <w:autoSpaceDE/>
+      <w:autoSpaceDN/>
+      <w:spacing w:before="100" w:beforeAutospacing="1" w:after="100" w:afterAutospacing="1"/>
+    </w:pPr>
+    <w:rPr>
+      <w:rFonts w:ascii="굴림" w:eastAsia="굴림" w:hAnsi="굴림" w:cs="굴림"/>
+      <w:kern w:val="0"/>
+      <w:sz w:val="24"/>
+      <w14:ligatures w14:val="none"/>
+    </w:rPr>
+  </w:style>
+  <w:style w:type="character" w:customStyle="1" w:styleId="se-blind">
+    <w:name w:val="se-blind"/>
+    <w:basedOn w:val="a0"/>
+    <w:rsid w:val="00AB53EC"/>
+  </w:style>
+  <w:style w:type="paragraph" w:customStyle="1" w:styleId="se-cell-context-menu-item">
+    <w:name w:val="se-cell-context-menu-item"/>
+    <w:basedOn w:val="a"/>
+    <w:rsid w:val="00AB53EC"/>
+    <w:pPr>
+      <w:widowControl/>
+      <w:wordWrap/>
+      <w:autoSpaceDE/>
+      <w:autoSpaceDN/>
+      <w:spacing w:before="100" w:beforeAutospacing="1" w:after="100" w:afterAutospacing="1"/>
+    </w:pPr>
+    <w:rPr>
+      <w:rFonts w:ascii="굴림" w:eastAsia="굴림" w:hAnsi="굴림" w:cs="굴림"/>
+      <w:kern w:val="0"/>
+      <w:sz w:val="24"/>
+      <w14:ligatures w14:val="none"/>
+    </w:rPr>
+  </w:style>
+  <w:style w:type="character" w:customStyle="1" w:styleId="se-cell-context-menu-text">
+    <w:name w:val="se-cell-context-menu-text"/>
+    <w:basedOn w:val="a0"/>
+    <w:rsid w:val="00AB53EC"/>
+  </w:style>
 </w:styles>
 </file>
 
